--- a/sslOpenCrypt_Specification_v0.3.docx
+++ b/sslOpenCrypt_Specification_v0.3.docx
@@ -133,8 +133,8 @@
       </w:tblPr>
       <w:tblGrid>
         <w:gridCol w:w="3248"/>
-        <w:gridCol w:w="3247"/>
-        <w:gridCol w:w="3251"/>
+        <w:gridCol w:w="3246"/>
+        <w:gridCol w:w="3252"/>
       </w:tblGrid>
       <w:tr>
         <w:trPr/>
@@ -186,7 +186,7 @@
         </w:tc>
         <w:tc>
           <w:tcPr>
-            <w:tcW w:w="3247" w:type="dxa"/>
+            <w:tcW w:w="3246" w:type="dxa"/>
             <w:tcBorders>
               <w:top w:val="single" w:sz="2" w:space="0" w:color="DDEEFF"/>
               <w:left w:val="single" w:sz="2" w:space="0" w:color="DDEEFF"/>
@@ -232,7 +232,7 @@
         </w:tc>
         <w:tc>
           <w:tcPr>
-            <w:tcW w:w="3251" w:type="dxa"/>
+            <w:tcW w:w="3252" w:type="dxa"/>
             <w:tcBorders>
               <w:top w:val="single" w:sz="2" w:space="0" w:color="DDEEFF"/>
               <w:left w:val="single" w:sz="2" w:space="0" w:color="DDEEFF"/>
@@ -459,8 +459,8 @@
       </w:tblPr>
       <w:tblGrid>
         <w:gridCol w:w="4833"/>
-        <w:gridCol w:w="79"/>
-        <w:gridCol w:w="4834"/>
+        <w:gridCol w:w="78"/>
+        <w:gridCol w:w="4835"/>
       </w:tblGrid>
       <w:tr>
         <w:trPr/>
@@ -522,7 +522,7 @@
         </w:tc>
         <w:tc>
           <w:tcPr>
-            <w:tcW w:w="79" w:type="dxa"/>
+            <w:tcW w:w="78" w:type="dxa"/>
             <w:tcBorders/>
             <w:shd w:fill="FFFFFF" w:val="clear"/>
             <w:tcMar>
@@ -545,7 +545,7 @@
         </w:tc>
         <w:tc>
           <w:tcPr>
-            <w:tcW w:w="4834" w:type="dxa"/>
+            <w:tcW w:w="4835" w:type="dxa"/>
             <w:tcBorders>
               <w:top w:val="single" w:sz="2" w:space="0" w:color="DDEEFF"/>
               <w:left w:val="single" w:sz="2" w:space="0" w:color="DDEEFF"/>
@@ -627,7 +627,7 @@
         </w:tc>
         <w:tc>
           <w:tcPr>
-            <w:tcW w:w="79" w:type="dxa"/>
+            <w:tcW w:w="78" w:type="dxa"/>
             <w:tcBorders/>
             <w:shd w:fill="FFFFFF" w:val="clear"/>
             <w:tcMar>
@@ -650,7 +650,7 @@
         </w:tc>
         <w:tc>
           <w:tcPr>
-            <w:tcW w:w="4834" w:type="dxa"/>
+            <w:tcW w:w="4835" w:type="dxa"/>
             <w:tcBorders/>
             <w:shd w:fill="FFFFFF" w:val="clear"/>
             <w:tcMar>
@@ -732,7 +732,7 @@
         </w:tc>
         <w:tc>
           <w:tcPr>
-            <w:tcW w:w="79" w:type="dxa"/>
+            <w:tcW w:w="78" w:type="dxa"/>
             <w:tcBorders/>
             <w:shd w:fill="FFFFFF" w:val="clear"/>
             <w:tcMar>
@@ -755,7 +755,7 @@
         </w:tc>
         <w:tc>
           <w:tcPr>
-            <w:tcW w:w="4834" w:type="dxa"/>
+            <w:tcW w:w="4835" w:type="dxa"/>
             <w:tcBorders>
               <w:top w:val="single" w:sz="2" w:space="0" w:color="DDEEFF"/>
               <w:left w:val="single" w:sz="2" w:space="0" w:color="DDEEFF"/>
@@ -837,7 +837,7 @@
         </w:tc>
         <w:tc>
           <w:tcPr>
-            <w:tcW w:w="79" w:type="dxa"/>
+            <w:tcW w:w="78" w:type="dxa"/>
             <w:tcBorders/>
             <w:shd w:fill="FFFFFF" w:val="clear"/>
             <w:tcMar>
@@ -860,7 +860,7 @@
         </w:tc>
         <w:tc>
           <w:tcPr>
-            <w:tcW w:w="4834" w:type="dxa"/>
+            <w:tcW w:w="4835" w:type="dxa"/>
             <w:tcBorders/>
             <w:shd w:fill="FFFFFF" w:val="clear"/>
             <w:tcMar>
@@ -942,7 +942,7 @@
         </w:tc>
         <w:tc>
           <w:tcPr>
-            <w:tcW w:w="79" w:type="dxa"/>
+            <w:tcW w:w="78" w:type="dxa"/>
             <w:tcBorders/>
             <w:shd w:fill="FFFFFF" w:val="clear"/>
             <w:tcMar>
@@ -965,7 +965,7 @@
         </w:tc>
         <w:tc>
           <w:tcPr>
-            <w:tcW w:w="4834" w:type="dxa"/>
+            <w:tcW w:w="4835" w:type="dxa"/>
             <w:tcBorders>
               <w:top w:val="single" w:sz="2" w:space="0" w:color="DDEEFF"/>
               <w:left w:val="single" w:sz="2" w:space="0" w:color="DDEEFF"/>
@@ -1093,14 +1093,14 @@
         </w:tblCellMar>
       </w:tblPr>
       <w:tblGrid>
-        <w:gridCol w:w="2999"/>
-        <w:gridCol w:w="6746"/>
+        <w:gridCol w:w="2998"/>
+        <w:gridCol w:w="6747"/>
       </w:tblGrid>
       <w:tr>
         <w:trPr/>
         <w:tc>
           <w:tcPr>
-            <w:tcW w:w="2999" w:type="dxa"/>
+            <w:tcW w:w="2998" w:type="dxa"/>
             <w:tcBorders>
               <w:top w:val="single" w:sz="2" w:space="0" w:color="CCCCCC"/>
               <w:left w:val="single" w:sz="2" w:space="0" w:color="CCCCCC"/>
@@ -1129,7 +1129,7 @@
         </w:tc>
         <w:tc>
           <w:tcPr>
-            <w:tcW w:w="6746" w:type="dxa"/>
+            <w:tcW w:w="6747" w:type="dxa"/>
             <w:tcBorders>
               <w:top w:val="single" w:sz="2" w:space="0" w:color="CCCCCC"/>
               <w:left w:val="single" w:sz="2" w:space="0" w:color="CCCCCC"/>
@@ -1159,7 +1159,7 @@
         <w:trPr/>
         <w:tc>
           <w:tcPr>
-            <w:tcW w:w="2999" w:type="dxa"/>
+            <w:tcW w:w="2998" w:type="dxa"/>
             <w:tcBorders>
               <w:top w:val="single" w:sz="2" w:space="0" w:color="CCCCCC"/>
               <w:left w:val="single" w:sz="2" w:space="0" w:color="CCCCCC"/>
@@ -1188,7 +1188,7 @@
         </w:tc>
         <w:tc>
           <w:tcPr>
-            <w:tcW w:w="6746" w:type="dxa"/>
+            <w:tcW w:w="6747" w:type="dxa"/>
             <w:tcBorders>
               <w:top w:val="single" w:sz="2" w:space="0" w:color="CCCCCC"/>
               <w:left w:val="single" w:sz="2" w:space="0" w:color="CCCCCC"/>
@@ -1218,7 +1218,7 @@
         <w:trPr/>
         <w:tc>
           <w:tcPr>
-            <w:tcW w:w="2999" w:type="dxa"/>
+            <w:tcW w:w="2998" w:type="dxa"/>
             <w:tcBorders>
               <w:top w:val="single" w:sz="2" w:space="0" w:color="CCCCCC"/>
               <w:left w:val="single" w:sz="2" w:space="0" w:color="CCCCCC"/>
@@ -1247,7 +1247,7 @@
         </w:tc>
         <w:tc>
           <w:tcPr>
-            <w:tcW w:w="6746" w:type="dxa"/>
+            <w:tcW w:w="6747" w:type="dxa"/>
             <w:tcBorders>
               <w:top w:val="single" w:sz="2" w:space="0" w:color="CCCCCC"/>
               <w:left w:val="single" w:sz="2" w:space="0" w:color="CCCCCC"/>
@@ -1277,7 +1277,7 @@
         <w:trPr/>
         <w:tc>
           <w:tcPr>
-            <w:tcW w:w="2999" w:type="dxa"/>
+            <w:tcW w:w="2998" w:type="dxa"/>
             <w:tcBorders>
               <w:top w:val="single" w:sz="2" w:space="0" w:color="CCCCCC"/>
               <w:left w:val="single" w:sz="2" w:space="0" w:color="CCCCCC"/>
@@ -1306,7 +1306,7 @@
         </w:tc>
         <w:tc>
           <w:tcPr>
-            <w:tcW w:w="6746" w:type="dxa"/>
+            <w:tcW w:w="6747" w:type="dxa"/>
             <w:tcBorders>
               <w:top w:val="single" w:sz="2" w:space="0" w:color="CCCCCC"/>
               <w:left w:val="single" w:sz="2" w:space="0" w:color="CCCCCC"/>
@@ -1336,7 +1336,7 @@
         <w:trPr/>
         <w:tc>
           <w:tcPr>
-            <w:tcW w:w="2999" w:type="dxa"/>
+            <w:tcW w:w="2998" w:type="dxa"/>
             <w:tcBorders>
               <w:top w:val="single" w:sz="2" w:space="0" w:color="CCCCCC"/>
               <w:left w:val="single" w:sz="2" w:space="0" w:color="CCCCCC"/>
@@ -1365,7 +1365,7 @@
         </w:tc>
         <w:tc>
           <w:tcPr>
-            <w:tcW w:w="6746" w:type="dxa"/>
+            <w:tcW w:w="6747" w:type="dxa"/>
             <w:tcBorders>
               <w:top w:val="single" w:sz="2" w:space="0" w:color="CCCCCC"/>
               <w:left w:val="single" w:sz="2" w:space="0" w:color="CCCCCC"/>
@@ -1395,7 +1395,7 @@
         <w:trPr/>
         <w:tc>
           <w:tcPr>
-            <w:tcW w:w="2999" w:type="dxa"/>
+            <w:tcW w:w="2998" w:type="dxa"/>
             <w:tcBorders>
               <w:top w:val="single" w:sz="2" w:space="0" w:color="CCCCCC"/>
               <w:left w:val="single" w:sz="2" w:space="0" w:color="CCCCCC"/>
@@ -1424,7 +1424,7 @@
         </w:tc>
         <w:tc>
           <w:tcPr>
-            <w:tcW w:w="6746" w:type="dxa"/>
+            <w:tcW w:w="6747" w:type="dxa"/>
             <w:tcBorders>
               <w:top w:val="single" w:sz="2" w:space="0" w:color="CCCCCC"/>
               <w:left w:val="single" w:sz="2" w:space="0" w:color="CCCCCC"/>
@@ -1454,7 +1454,7 @@
         <w:trPr/>
         <w:tc>
           <w:tcPr>
-            <w:tcW w:w="2999" w:type="dxa"/>
+            <w:tcW w:w="2998" w:type="dxa"/>
             <w:tcBorders>
               <w:top w:val="single" w:sz="2" w:space="0" w:color="CCCCCC"/>
               <w:left w:val="single" w:sz="2" w:space="0" w:color="CCCCCC"/>
@@ -1483,7 +1483,7 @@
         </w:tc>
         <w:tc>
           <w:tcPr>
-            <w:tcW w:w="6746" w:type="dxa"/>
+            <w:tcW w:w="6747" w:type="dxa"/>
             <w:tcBorders>
               <w:top w:val="single" w:sz="2" w:space="0" w:color="CCCCCC"/>
               <w:left w:val="single" w:sz="2" w:space="0" w:color="CCCCCC"/>
@@ -1513,7 +1513,7 @@
         <w:trPr/>
         <w:tc>
           <w:tcPr>
-            <w:tcW w:w="2999" w:type="dxa"/>
+            <w:tcW w:w="2998" w:type="dxa"/>
             <w:tcBorders>
               <w:top w:val="single" w:sz="2" w:space="0" w:color="CCCCCC"/>
               <w:left w:val="single" w:sz="2" w:space="0" w:color="CCCCCC"/>
@@ -1542,7 +1542,7 @@
         </w:tc>
         <w:tc>
           <w:tcPr>
-            <w:tcW w:w="6746" w:type="dxa"/>
+            <w:tcW w:w="6747" w:type="dxa"/>
             <w:tcBorders>
               <w:top w:val="single" w:sz="2" w:space="0" w:color="CCCCCC"/>
               <w:left w:val="single" w:sz="2" w:space="0" w:color="CCCCCC"/>
@@ -1572,7 +1572,7 @@
         <w:trPr/>
         <w:tc>
           <w:tcPr>
-            <w:tcW w:w="2999" w:type="dxa"/>
+            <w:tcW w:w="2998" w:type="dxa"/>
             <w:tcBorders>
               <w:top w:val="single" w:sz="2" w:space="0" w:color="CCCCCC"/>
               <w:left w:val="single" w:sz="2" w:space="0" w:color="CCCCCC"/>
@@ -1601,7 +1601,7 @@
         </w:tc>
         <w:tc>
           <w:tcPr>
-            <w:tcW w:w="6746" w:type="dxa"/>
+            <w:tcW w:w="6747" w:type="dxa"/>
             <w:tcBorders>
               <w:top w:val="single" w:sz="2" w:space="0" w:color="CCCCCC"/>
               <w:left w:val="single" w:sz="2" w:space="0" w:color="CCCCCC"/>
@@ -1631,7 +1631,7 @@
         <w:trPr/>
         <w:tc>
           <w:tcPr>
-            <w:tcW w:w="2999" w:type="dxa"/>
+            <w:tcW w:w="2998" w:type="dxa"/>
             <w:tcBorders>
               <w:top w:val="single" w:sz="2" w:space="0" w:color="CCCCCC"/>
               <w:left w:val="single" w:sz="2" w:space="0" w:color="CCCCCC"/>
@@ -1660,7 +1660,7 @@
         </w:tc>
         <w:tc>
           <w:tcPr>
-            <w:tcW w:w="6746" w:type="dxa"/>
+            <w:tcW w:w="6747" w:type="dxa"/>
             <w:tcBorders>
               <w:top w:val="single" w:sz="2" w:space="0" w:color="CCCCCC"/>
               <w:left w:val="single" w:sz="2" w:space="0" w:color="CCCCCC"/>
@@ -1690,7 +1690,7 @@
         <w:trPr/>
         <w:tc>
           <w:tcPr>
-            <w:tcW w:w="2999" w:type="dxa"/>
+            <w:tcW w:w="2998" w:type="dxa"/>
             <w:tcBorders>
               <w:top w:val="single" w:sz="2" w:space="0" w:color="CCCCCC"/>
               <w:left w:val="single" w:sz="2" w:space="0" w:color="CCCCCC"/>
@@ -1719,7 +1719,7 @@
         </w:tc>
         <w:tc>
           <w:tcPr>
-            <w:tcW w:w="6746" w:type="dxa"/>
+            <w:tcW w:w="6747" w:type="dxa"/>
             <w:tcBorders>
               <w:top w:val="single" w:sz="2" w:space="0" w:color="CCCCCC"/>
               <w:left w:val="single" w:sz="2" w:space="0" w:color="CCCCCC"/>
@@ -1952,7 +1952,7 @@
         <w:pStyle w:val="ListParagraph"/>
         <w:numPr>
           <w:ilvl w:val="0"/>
-          <w:numId w:val="4"/>
+          <w:numId w:val="6"/>
         </w:numPr>
         <w:spacing w:before="40" w:after="60"/>
         <w:rPr/>
@@ -1972,7 +1972,7 @@
         <w:pStyle w:val="ListParagraph"/>
         <w:numPr>
           <w:ilvl w:val="0"/>
-          <w:numId w:val="1"/>
+          <w:numId w:val="7"/>
         </w:numPr>
         <w:spacing w:before="40" w:after="60"/>
         <w:rPr/>
@@ -1992,7 +1992,7 @@
         <w:pStyle w:val="ListParagraph"/>
         <w:numPr>
           <w:ilvl w:val="0"/>
-          <w:numId w:val="1"/>
+          <w:numId w:val="8"/>
         </w:numPr>
         <w:spacing w:before="40" w:after="60"/>
         <w:rPr/>
@@ -2012,7 +2012,7 @@
         <w:pStyle w:val="ListParagraph"/>
         <w:numPr>
           <w:ilvl w:val="0"/>
-          <w:numId w:val="1"/>
+          <w:numId w:val="9"/>
         </w:numPr>
         <w:spacing w:before="40" w:after="60"/>
         <w:rPr/>
@@ -2175,7 +2175,7 @@
         <w:pStyle w:val="ListParagraph"/>
         <w:numPr>
           <w:ilvl w:val="0"/>
-          <w:numId w:val="1"/>
+          <w:numId w:val="10"/>
         </w:numPr>
         <w:spacing w:before="40" w:after="60"/>
         <w:rPr/>
@@ -2195,7 +2195,7 @@
         <w:pStyle w:val="ListParagraph"/>
         <w:numPr>
           <w:ilvl w:val="0"/>
-          <w:numId w:val="1"/>
+          <w:numId w:val="11"/>
         </w:numPr>
         <w:spacing w:before="40" w:after="60"/>
         <w:rPr/>
@@ -2215,7 +2215,7 @@
         <w:pStyle w:val="ListParagraph"/>
         <w:numPr>
           <w:ilvl w:val="0"/>
-          <w:numId w:val="1"/>
+          <w:numId w:val="12"/>
         </w:numPr>
         <w:spacing w:before="40" w:after="60"/>
         <w:rPr/>
@@ -2235,7 +2235,7 @@
         <w:pStyle w:val="ListParagraph"/>
         <w:numPr>
           <w:ilvl w:val="0"/>
-          <w:numId w:val="1"/>
+          <w:numId w:val="13"/>
         </w:numPr>
         <w:spacing w:before="40" w:after="60"/>
         <w:rPr/>
@@ -2255,7 +2255,7 @@
         <w:pStyle w:val="ListParagraph"/>
         <w:numPr>
           <w:ilvl w:val="0"/>
-          <w:numId w:val="1"/>
+          <w:numId w:val="14"/>
         </w:numPr>
         <w:spacing w:before="40" w:after="60"/>
         <w:rPr/>
@@ -2275,7 +2275,7 @@
         <w:pStyle w:val="ListParagraph"/>
         <w:numPr>
           <w:ilvl w:val="0"/>
-          <w:numId w:val="1"/>
+          <w:numId w:val="15"/>
         </w:numPr>
         <w:spacing w:before="40" w:after="60"/>
         <w:rPr/>
@@ -2295,7 +2295,7 @@
         <w:pStyle w:val="ListParagraph"/>
         <w:numPr>
           <w:ilvl w:val="0"/>
-          <w:numId w:val="1"/>
+          <w:numId w:val="16"/>
         </w:numPr>
         <w:spacing w:before="40" w:after="60"/>
         <w:rPr/>
@@ -2315,7 +2315,7 @@
         <w:pStyle w:val="ListParagraph"/>
         <w:numPr>
           <w:ilvl w:val="0"/>
-          <w:numId w:val="1"/>
+          <w:numId w:val="17"/>
         </w:numPr>
         <w:spacing w:before="40" w:after="60"/>
         <w:rPr/>
@@ -2446,7 +2446,7 @@
         <w:pStyle w:val="ListParagraph"/>
         <w:numPr>
           <w:ilvl w:val="0"/>
-          <w:numId w:val="1"/>
+          <w:numId w:val="18"/>
         </w:numPr>
         <w:spacing w:before="40" w:after="60"/>
         <w:rPr/>
@@ -2466,7 +2466,7 @@
         <w:pStyle w:val="ListParagraph"/>
         <w:numPr>
           <w:ilvl w:val="0"/>
-          <w:numId w:val="1"/>
+          <w:numId w:val="19"/>
         </w:numPr>
         <w:spacing w:before="40" w:after="60"/>
         <w:rPr/>
@@ -2486,7 +2486,7 @@
         <w:pStyle w:val="ListParagraph"/>
         <w:numPr>
           <w:ilvl w:val="0"/>
-          <w:numId w:val="1"/>
+          <w:numId w:val="20"/>
         </w:numPr>
         <w:spacing w:before="40" w:after="60"/>
         <w:rPr/>
@@ -2506,7 +2506,7 @@
         <w:pStyle w:val="ListParagraph"/>
         <w:numPr>
           <w:ilvl w:val="0"/>
-          <w:numId w:val="1"/>
+          <w:numId w:val="21"/>
         </w:numPr>
         <w:spacing w:before="40" w:after="60"/>
         <w:rPr/>
@@ -2526,7 +2526,7 @@
         <w:pStyle w:val="ListParagraph"/>
         <w:numPr>
           <w:ilvl w:val="0"/>
-          <w:numId w:val="1"/>
+          <w:numId w:val="22"/>
         </w:numPr>
         <w:spacing w:before="40" w:after="60"/>
         <w:rPr/>
@@ -2546,7 +2546,7 @@
         <w:pStyle w:val="ListParagraph"/>
         <w:numPr>
           <w:ilvl w:val="0"/>
-          <w:numId w:val="1"/>
+          <w:numId w:val="23"/>
         </w:numPr>
         <w:spacing w:before="40" w:after="60"/>
         <w:rPr/>
@@ -2677,7 +2677,7 @@
         <w:pStyle w:val="ListParagraph"/>
         <w:numPr>
           <w:ilvl w:val="0"/>
-          <w:numId w:val="1"/>
+          <w:numId w:val="24"/>
         </w:numPr>
         <w:spacing w:before="40" w:after="60"/>
         <w:rPr/>
@@ -2697,7 +2697,7 @@
         <w:pStyle w:val="ListParagraph"/>
         <w:numPr>
           <w:ilvl w:val="0"/>
-          <w:numId w:val="1"/>
+          <w:numId w:val="25"/>
         </w:numPr>
         <w:spacing w:before="40" w:after="60"/>
         <w:rPr/>
@@ -2717,7 +2717,7 @@
         <w:pStyle w:val="ListParagraph"/>
         <w:numPr>
           <w:ilvl w:val="0"/>
-          <w:numId w:val="1"/>
+          <w:numId w:val="26"/>
         </w:numPr>
         <w:spacing w:before="40" w:after="60"/>
         <w:rPr/>
@@ -2737,7 +2737,7 @@
         <w:pStyle w:val="ListParagraph"/>
         <w:numPr>
           <w:ilvl w:val="0"/>
-          <w:numId w:val="1"/>
+          <w:numId w:val="27"/>
         </w:numPr>
         <w:spacing w:before="40" w:after="60"/>
         <w:rPr/>
@@ -2757,7 +2757,7 @@
         <w:pStyle w:val="ListParagraph"/>
         <w:numPr>
           <w:ilvl w:val="0"/>
-          <w:numId w:val="1"/>
+          <w:numId w:val="28"/>
         </w:numPr>
         <w:spacing w:before="40" w:after="60"/>
         <w:rPr/>
@@ -2888,7 +2888,7 @@
         <w:pStyle w:val="ListParagraph"/>
         <w:numPr>
           <w:ilvl w:val="0"/>
-          <w:numId w:val="1"/>
+          <w:numId w:val="29"/>
         </w:numPr>
         <w:spacing w:before="40" w:after="60"/>
         <w:rPr/>
@@ -2908,7 +2908,7 @@
         <w:pStyle w:val="ListParagraph"/>
         <w:numPr>
           <w:ilvl w:val="0"/>
-          <w:numId w:val="1"/>
+          <w:numId w:val="30"/>
         </w:numPr>
         <w:spacing w:before="40" w:after="60"/>
         <w:rPr/>
@@ -2928,7 +2928,7 @@
         <w:pStyle w:val="ListParagraph"/>
         <w:numPr>
           <w:ilvl w:val="0"/>
-          <w:numId w:val="1"/>
+          <w:numId w:val="31"/>
         </w:numPr>
         <w:spacing w:before="40" w:after="60"/>
         <w:rPr/>
@@ -2948,7 +2948,7 @@
         <w:pStyle w:val="ListParagraph"/>
         <w:numPr>
           <w:ilvl w:val="0"/>
-          <w:numId w:val="1"/>
+          <w:numId w:val="32"/>
         </w:numPr>
         <w:spacing w:before="40" w:after="60"/>
         <w:rPr/>
@@ -2968,7 +2968,7 @@
         <w:pStyle w:val="ListParagraph"/>
         <w:numPr>
           <w:ilvl w:val="0"/>
-          <w:numId w:val="1"/>
+          <w:numId w:val="33"/>
         </w:numPr>
         <w:spacing w:before="40" w:after="60"/>
         <w:rPr/>
@@ -3314,7 +3314,7 @@
         <w:pStyle w:val="ListParagraph"/>
         <w:numPr>
           <w:ilvl w:val="0"/>
-          <w:numId w:val="5"/>
+          <w:numId w:val="34"/>
         </w:numPr>
         <w:spacing w:before="40" w:after="60"/>
         <w:rPr/>
@@ -3334,7 +3334,7 @@
         <w:pStyle w:val="ListParagraph"/>
         <w:numPr>
           <w:ilvl w:val="0"/>
-          <w:numId w:val="2"/>
+          <w:numId w:val="35"/>
         </w:numPr>
         <w:spacing w:before="40" w:after="60"/>
         <w:rPr/>
@@ -3354,7 +3354,7 @@
         <w:pStyle w:val="ListParagraph"/>
         <w:numPr>
           <w:ilvl w:val="0"/>
-          <w:numId w:val="2"/>
+          <w:numId w:val="36"/>
         </w:numPr>
         <w:spacing w:before="40" w:after="60"/>
         <w:rPr/>
@@ -3374,7 +3374,7 @@
         <w:pStyle w:val="ListParagraph"/>
         <w:numPr>
           <w:ilvl w:val="0"/>
-          <w:numId w:val="2"/>
+          <w:numId w:val="37"/>
         </w:numPr>
         <w:spacing w:before="40" w:after="60"/>
         <w:rPr/>
@@ -3431,14 +3431,14 @@
         </w:tblCellMar>
       </w:tblPr>
       <w:tblGrid>
-        <w:gridCol w:w="2999"/>
-        <w:gridCol w:w="6746"/>
+        <w:gridCol w:w="2998"/>
+        <w:gridCol w:w="6747"/>
       </w:tblGrid>
       <w:tr>
         <w:trPr/>
         <w:tc>
           <w:tcPr>
-            <w:tcW w:w="2999" w:type="dxa"/>
+            <w:tcW w:w="2998" w:type="dxa"/>
             <w:tcBorders>
               <w:top w:val="single" w:sz="2" w:space="0" w:color="CCCCCC"/>
               <w:left w:val="single" w:sz="2" w:space="0" w:color="CCCCCC"/>
@@ -3467,7 +3467,7 @@
         </w:tc>
         <w:tc>
           <w:tcPr>
-            <w:tcW w:w="6746" w:type="dxa"/>
+            <w:tcW w:w="6747" w:type="dxa"/>
             <w:tcBorders>
               <w:top w:val="single" w:sz="2" w:space="0" w:color="CCCCCC"/>
               <w:left w:val="single" w:sz="2" w:space="0" w:color="CCCCCC"/>
@@ -3497,7 +3497,7 @@
         <w:trPr/>
         <w:tc>
           <w:tcPr>
-            <w:tcW w:w="2999" w:type="dxa"/>
+            <w:tcW w:w="2998" w:type="dxa"/>
             <w:tcBorders>
               <w:top w:val="single" w:sz="2" w:space="0" w:color="CCCCCC"/>
               <w:left w:val="single" w:sz="2" w:space="0" w:color="CCCCCC"/>
@@ -3526,7 +3526,7 @@
         </w:tc>
         <w:tc>
           <w:tcPr>
-            <w:tcW w:w="6746" w:type="dxa"/>
+            <w:tcW w:w="6747" w:type="dxa"/>
             <w:tcBorders>
               <w:top w:val="single" w:sz="2" w:space="0" w:color="CCCCCC"/>
               <w:left w:val="single" w:sz="2" w:space="0" w:color="CCCCCC"/>
@@ -3556,7 +3556,7 @@
         <w:trPr/>
         <w:tc>
           <w:tcPr>
-            <w:tcW w:w="2999" w:type="dxa"/>
+            <w:tcW w:w="2998" w:type="dxa"/>
             <w:tcBorders>
               <w:top w:val="single" w:sz="2" w:space="0" w:color="CCCCCC"/>
               <w:left w:val="single" w:sz="2" w:space="0" w:color="CCCCCC"/>
@@ -3585,7 +3585,7 @@
         </w:tc>
         <w:tc>
           <w:tcPr>
-            <w:tcW w:w="6746" w:type="dxa"/>
+            <w:tcW w:w="6747" w:type="dxa"/>
             <w:tcBorders>
               <w:top w:val="single" w:sz="2" w:space="0" w:color="CCCCCC"/>
               <w:left w:val="single" w:sz="2" w:space="0" w:color="CCCCCC"/>
@@ -3615,7 +3615,7 @@
         <w:trPr/>
         <w:tc>
           <w:tcPr>
-            <w:tcW w:w="2999" w:type="dxa"/>
+            <w:tcW w:w="2998" w:type="dxa"/>
             <w:tcBorders>
               <w:top w:val="single" w:sz="2" w:space="0" w:color="CCCCCC"/>
               <w:left w:val="single" w:sz="2" w:space="0" w:color="CCCCCC"/>
@@ -3644,7 +3644,7 @@
         </w:tc>
         <w:tc>
           <w:tcPr>
-            <w:tcW w:w="6746" w:type="dxa"/>
+            <w:tcW w:w="6747" w:type="dxa"/>
             <w:tcBorders>
               <w:top w:val="single" w:sz="2" w:space="0" w:color="CCCCCC"/>
               <w:left w:val="single" w:sz="2" w:space="0" w:color="CCCCCC"/>
@@ -3720,7 +3720,7 @@
         <w:pStyle w:val="ListParagraph"/>
         <w:numPr>
           <w:ilvl w:val="0"/>
-          <w:numId w:val="1"/>
+          <w:numId w:val="38"/>
         </w:numPr>
         <w:spacing w:before="40" w:after="60"/>
         <w:rPr/>
@@ -3740,7 +3740,7 @@
         <w:pStyle w:val="ListParagraph"/>
         <w:numPr>
           <w:ilvl w:val="0"/>
-          <w:numId w:val="1"/>
+          <w:numId w:val="39"/>
         </w:numPr>
         <w:spacing w:before="40" w:after="60"/>
         <w:rPr/>
@@ -3760,7 +3760,7 @@
         <w:pStyle w:val="ListParagraph"/>
         <w:numPr>
           <w:ilvl w:val="0"/>
-          <w:numId w:val="1"/>
+          <w:numId w:val="40"/>
         </w:numPr>
         <w:spacing w:before="40" w:after="60"/>
         <w:rPr/>
@@ -3780,7 +3780,7 @@
         <w:pStyle w:val="ListParagraph"/>
         <w:numPr>
           <w:ilvl w:val="0"/>
-          <w:numId w:val="1"/>
+          <w:numId w:val="41"/>
         </w:numPr>
         <w:spacing w:before="40" w:after="60"/>
         <w:rPr/>
@@ -4133,14 +4133,14 @@
         </w:tblCellMar>
       </w:tblPr>
       <w:tblGrid>
-        <w:gridCol w:w="2999"/>
-        <w:gridCol w:w="6746"/>
+        <w:gridCol w:w="2998"/>
+        <w:gridCol w:w="6747"/>
       </w:tblGrid>
       <w:tr>
         <w:trPr/>
         <w:tc>
           <w:tcPr>
-            <w:tcW w:w="2999" w:type="dxa"/>
+            <w:tcW w:w="2998" w:type="dxa"/>
             <w:tcBorders>
               <w:top w:val="single" w:sz="2" w:space="0" w:color="CCCCCC"/>
               <w:left w:val="single" w:sz="2" w:space="0" w:color="CCCCCC"/>
@@ -4169,7 +4169,7 @@
         </w:tc>
         <w:tc>
           <w:tcPr>
-            <w:tcW w:w="6746" w:type="dxa"/>
+            <w:tcW w:w="6747" w:type="dxa"/>
             <w:tcBorders>
               <w:top w:val="single" w:sz="2" w:space="0" w:color="CCCCCC"/>
               <w:left w:val="single" w:sz="2" w:space="0" w:color="CCCCCC"/>
@@ -4199,7 +4199,7 @@
         <w:trPr/>
         <w:tc>
           <w:tcPr>
-            <w:tcW w:w="2999" w:type="dxa"/>
+            <w:tcW w:w="2998" w:type="dxa"/>
             <w:tcBorders>
               <w:top w:val="single" w:sz="2" w:space="0" w:color="CCCCCC"/>
               <w:left w:val="single" w:sz="2" w:space="0" w:color="CCCCCC"/>
@@ -4228,7 +4228,7 @@
         </w:tc>
         <w:tc>
           <w:tcPr>
-            <w:tcW w:w="6746" w:type="dxa"/>
+            <w:tcW w:w="6747" w:type="dxa"/>
             <w:tcBorders>
               <w:top w:val="single" w:sz="2" w:space="0" w:color="CCCCCC"/>
               <w:left w:val="single" w:sz="2" w:space="0" w:color="CCCCCC"/>
@@ -4258,7 +4258,7 @@
         <w:trPr/>
         <w:tc>
           <w:tcPr>
-            <w:tcW w:w="2999" w:type="dxa"/>
+            <w:tcW w:w="2998" w:type="dxa"/>
             <w:tcBorders>
               <w:top w:val="single" w:sz="2" w:space="0" w:color="CCCCCC"/>
               <w:left w:val="single" w:sz="2" w:space="0" w:color="CCCCCC"/>
@@ -4287,7 +4287,7 @@
         </w:tc>
         <w:tc>
           <w:tcPr>
-            <w:tcW w:w="6746" w:type="dxa"/>
+            <w:tcW w:w="6747" w:type="dxa"/>
             <w:tcBorders>
               <w:top w:val="single" w:sz="2" w:space="0" w:color="CCCCCC"/>
               <w:left w:val="single" w:sz="2" w:space="0" w:color="CCCCCC"/>
@@ -4317,7 +4317,7 @@
         <w:trPr/>
         <w:tc>
           <w:tcPr>
-            <w:tcW w:w="2999" w:type="dxa"/>
+            <w:tcW w:w="2998" w:type="dxa"/>
             <w:tcBorders>
               <w:top w:val="single" w:sz="2" w:space="0" w:color="CCCCCC"/>
               <w:left w:val="single" w:sz="2" w:space="0" w:color="CCCCCC"/>
@@ -4346,7 +4346,7 @@
         </w:tc>
         <w:tc>
           <w:tcPr>
-            <w:tcW w:w="6746" w:type="dxa"/>
+            <w:tcW w:w="6747" w:type="dxa"/>
             <w:tcBorders>
               <w:top w:val="single" w:sz="2" w:space="0" w:color="CCCCCC"/>
               <w:left w:val="single" w:sz="2" w:space="0" w:color="CCCCCC"/>
@@ -4376,7 +4376,7 @@
         <w:trPr/>
         <w:tc>
           <w:tcPr>
-            <w:tcW w:w="2999" w:type="dxa"/>
+            <w:tcW w:w="2998" w:type="dxa"/>
             <w:tcBorders>
               <w:top w:val="single" w:sz="2" w:space="0" w:color="CCCCCC"/>
               <w:left w:val="single" w:sz="2" w:space="0" w:color="CCCCCC"/>
@@ -4405,7 +4405,7 @@
         </w:tc>
         <w:tc>
           <w:tcPr>
-            <w:tcW w:w="6746" w:type="dxa"/>
+            <w:tcW w:w="6747" w:type="dxa"/>
             <w:tcBorders>
               <w:top w:val="single" w:sz="2" w:space="0" w:color="CCCCCC"/>
               <w:left w:val="single" w:sz="2" w:space="0" w:color="CCCCCC"/>
@@ -4435,7 +4435,7 @@
         <w:trPr/>
         <w:tc>
           <w:tcPr>
-            <w:tcW w:w="2999" w:type="dxa"/>
+            <w:tcW w:w="2998" w:type="dxa"/>
             <w:tcBorders>
               <w:top w:val="single" w:sz="2" w:space="0" w:color="CCCCCC"/>
               <w:left w:val="single" w:sz="2" w:space="0" w:color="CCCCCC"/>
@@ -4464,7 +4464,7 @@
         </w:tc>
         <w:tc>
           <w:tcPr>
-            <w:tcW w:w="6746" w:type="dxa"/>
+            <w:tcW w:w="6747" w:type="dxa"/>
             <w:tcBorders>
               <w:top w:val="single" w:sz="2" w:space="0" w:color="CCCCCC"/>
               <w:left w:val="single" w:sz="2" w:space="0" w:color="CCCCCC"/>
@@ -4494,7 +4494,7 @@
         <w:trPr/>
         <w:tc>
           <w:tcPr>
-            <w:tcW w:w="2999" w:type="dxa"/>
+            <w:tcW w:w="2998" w:type="dxa"/>
             <w:tcBorders>
               <w:top w:val="single" w:sz="2" w:space="0" w:color="CCCCCC"/>
               <w:left w:val="single" w:sz="2" w:space="0" w:color="CCCCCC"/>
@@ -4523,7 +4523,7 @@
         </w:tc>
         <w:tc>
           <w:tcPr>
-            <w:tcW w:w="6746" w:type="dxa"/>
+            <w:tcW w:w="6747" w:type="dxa"/>
             <w:tcBorders>
               <w:top w:val="single" w:sz="2" w:space="0" w:color="CCCCCC"/>
               <w:left w:val="single" w:sz="2" w:space="0" w:color="CCCCCC"/>
@@ -4592,14 +4592,14 @@
         </w:tblCellMar>
       </w:tblPr>
       <w:tblGrid>
-        <w:gridCol w:w="2999"/>
-        <w:gridCol w:w="6746"/>
+        <w:gridCol w:w="2998"/>
+        <w:gridCol w:w="6747"/>
       </w:tblGrid>
       <w:tr>
         <w:trPr/>
         <w:tc>
           <w:tcPr>
-            <w:tcW w:w="2999" w:type="dxa"/>
+            <w:tcW w:w="2998" w:type="dxa"/>
             <w:tcBorders>
               <w:top w:val="single" w:sz="2" w:space="0" w:color="CCCCCC"/>
               <w:left w:val="single" w:sz="2" w:space="0" w:color="CCCCCC"/>
@@ -4628,7 +4628,7 @@
         </w:tc>
         <w:tc>
           <w:tcPr>
-            <w:tcW w:w="6746" w:type="dxa"/>
+            <w:tcW w:w="6747" w:type="dxa"/>
             <w:tcBorders>
               <w:top w:val="single" w:sz="2" w:space="0" w:color="CCCCCC"/>
               <w:left w:val="single" w:sz="2" w:space="0" w:color="CCCCCC"/>
@@ -4658,7 +4658,7 @@
         <w:trPr/>
         <w:tc>
           <w:tcPr>
-            <w:tcW w:w="2999" w:type="dxa"/>
+            <w:tcW w:w="2998" w:type="dxa"/>
             <w:tcBorders>
               <w:top w:val="single" w:sz="2" w:space="0" w:color="CCCCCC"/>
               <w:left w:val="single" w:sz="2" w:space="0" w:color="CCCCCC"/>
@@ -4687,7 +4687,7 @@
         </w:tc>
         <w:tc>
           <w:tcPr>
-            <w:tcW w:w="6746" w:type="dxa"/>
+            <w:tcW w:w="6747" w:type="dxa"/>
             <w:tcBorders>
               <w:top w:val="single" w:sz="2" w:space="0" w:color="CCCCCC"/>
               <w:left w:val="single" w:sz="2" w:space="0" w:color="CCCCCC"/>
@@ -4717,7 +4717,7 @@
         <w:trPr/>
         <w:tc>
           <w:tcPr>
-            <w:tcW w:w="2999" w:type="dxa"/>
+            <w:tcW w:w="2998" w:type="dxa"/>
             <w:tcBorders>
               <w:top w:val="single" w:sz="2" w:space="0" w:color="CCCCCC"/>
               <w:left w:val="single" w:sz="2" w:space="0" w:color="CCCCCC"/>
@@ -4746,7 +4746,7 @@
         </w:tc>
         <w:tc>
           <w:tcPr>
-            <w:tcW w:w="6746" w:type="dxa"/>
+            <w:tcW w:w="6747" w:type="dxa"/>
             <w:tcBorders>
               <w:top w:val="single" w:sz="2" w:space="0" w:color="CCCCCC"/>
               <w:left w:val="single" w:sz="2" w:space="0" w:color="CCCCCC"/>
@@ -4776,7 +4776,7 @@
         <w:trPr/>
         <w:tc>
           <w:tcPr>
-            <w:tcW w:w="2999" w:type="dxa"/>
+            <w:tcW w:w="2998" w:type="dxa"/>
             <w:tcBorders>
               <w:top w:val="single" w:sz="2" w:space="0" w:color="CCCCCC"/>
               <w:left w:val="single" w:sz="2" w:space="0" w:color="CCCCCC"/>
@@ -4805,7 +4805,7 @@
         </w:tc>
         <w:tc>
           <w:tcPr>
-            <w:tcW w:w="6746" w:type="dxa"/>
+            <w:tcW w:w="6747" w:type="dxa"/>
             <w:tcBorders>
               <w:top w:val="single" w:sz="2" w:space="0" w:color="CCCCCC"/>
               <w:left w:val="single" w:sz="2" w:space="0" w:color="CCCCCC"/>
@@ -4835,7 +4835,7 @@
         <w:trPr/>
         <w:tc>
           <w:tcPr>
-            <w:tcW w:w="2999" w:type="dxa"/>
+            <w:tcW w:w="2998" w:type="dxa"/>
             <w:tcBorders>
               <w:top w:val="single" w:sz="2" w:space="0" w:color="CCCCCC"/>
               <w:left w:val="single" w:sz="2" w:space="0" w:color="CCCCCC"/>
@@ -4864,7 +4864,7 @@
         </w:tc>
         <w:tc>
           <w:tcPr>
-            <w:tcW w:w="6746" w:type="dxa"/>
+            <w:tcW w:w="6747" w:type="dxa"/>
             <w:tcBorders>
               <w:top w:val="single" w:sz="2" w:space="0" w:color="CCCCCC"/>
               <w:left w:val="single" w:sz="2" w:space="0" w:color="CCCCCC"/>
@@ -4894,7 +4894,7 @@
         <w:trPr/>
         <w:tc>
           <w:tcPr>
-            <w:tcW w:w="2999" w:type="dxa"/>
+            <w:tcW w:w="2998" w:type="dxa"/>
             <w:tcBorders>
               <w:top w:val="single" w:sz="2" w:space="0" w:color="CCCCCC"/>
               <w:left w:val="single" w:sz="2" w:space="0" w:color="CCCCCC"/>
@@ -4923,7 +4923,7 @@
         </w:tc>
         <w:tc>
           <w:tcPr>
-            <w:tcW w:w="6746" w:type="dxa"/>
+            <w:tcW w:w="6747" w:type="dxa"/>
             <w:tcBorders>
               <w:top w:val="single" w:sz="2" w:space="0" w:color="CCCCCC"/>
               <w:left w:val="single" w:sz="2" w:space="0" w:color="CCCCCC"/>
@@ -4953,7 +4953,7 @@
         <w:trPr/>
         <w:tc>
           <w:tcPr>
-            <w:tcW w:w="2999" w:type="dxa"/>
+            <w:tcW w:w="2998" w:type="dxa"/>
             <w:tcBorders>
               <w:top w:val="single" w:sz="2" w:space="0" w:color="CCCCCC"/>
               <w:left w:val="single" w:sz="2" w:space="0" w:color="CCCCCC"/>
@@ -4982,7 +4982,7 @@
         </w:tc>
         <w:tc>
           <w:tcPr>
-            <w:tcW w:w="6746" w:type="dxa"/>
+            <w:tcW w:w="6747" w:type="dxa"/>
             <w:tcBorders>
               <w:top w:val="single" w:sz="2" w:space="0" w:color="CCCCCC"/>
               <w:left w:val="single" w:sz="2" w:space="0" w:color="CCCCCC"/>
@@ -5051,14 +5051,14 @@
         </w:tblCellMar>
       </w:tblPr>
       <w:tblGrid>
-        <w:gridCol w:w="2999"/>
-        <w:gridCol w:w="6746"/>
+        <w:gridCol w:w="2998"/>
+        <w:gridCol w:w="6747"/>
       </w:tblGrid>
       <w:tr>
         <w:trPr/>
         <w:tc>
           <w:tcPr>
-            <w:tcW w:w="2999" w:type="dxa"/>
+            <w:tcW w:w="2998" w:type="dxa"/>
             <w:tcBorders>
               <w:top w:val="single" w:sz="2" w:space="0" w:color="CCCCCC"/>
               <w:left w:val="single" w:sz="2" w:space="0" w:color="CCCCCC"/>
@@ -5087,7 +5087,7 @@
         </w:tc>
         <w:tc>
           <w:tcPr>
-            <w:tcW w:w="6746" w:type="dxa"/>
+            <w:tcW w:w="6747" w:type="dxa"/>
             <w:tcBorders>
               <w:top w:val="single" w:sz="2" w:space="0" w:color="CCCCCC"/>
               <w:left w:val="single" w:sz="2" w:space="0" w:color="CCCCCC"/>
@@ -5117,7 +5117,7 @@
         <w:trPr/>
         <w:tc>
           <w:tcPr>
-            <w:tcW w:w="2999" w:type="dxa"/>
+            <w:tcW w:w="2998" w:type="dxa"/>
             <w:tcBorders>
               <w:top w:val="single" w:sz="2" w:space="0" w:color="CCCCCC"/>
               <w:left w:val="single" w:sz="2" w:space="0" w:color="CCCCCC"/>
@@ -5146,7 +5146,7 @@
         </w:tc>
         <w:tc>
           <w:tcPr>
-            <w:tcW w:w="6746" w:type="dxa"/>
+            <w:tcW w:w="6747" w:type="dxa"/>
             <w:tcBorders>
               <w:top w:val="single" w:sz="2" w:space="0" w:color="CCCCCC"/>
               <w:left w:val="single" w:sz="2" w:space="0" w:color="CCCCCC"/>
@@ -5176,7 +5176,7 @@
         <w:trPr/>
         <w:tc>
           <w:tcPr>
-            <w:tcW w:w="2999" w:type="dxa"/>
+            <w:tcW w:w="2998" w:type="dxa"/>
             <w:tcBorders>
               <w:top w:val="single" w:sz="2" w:space="0" w:color="CCCCCC"/>
               <w:left w:val="single" w:sz="2" w:space="0" w:color="CCCCCC"/>
@@ -5205,7 +5205,7 @@
         </w:tc>
         <w:tc>
           <w:tcPr>
-            <w:tcW w:w="6746" w:type="dxa"/>
+            <w:tcW w:w="6747" w:type="dxa"/>
             <w:tcBorders>
               <w:top w:val="single" w:sz="2" w:space="0" w:color="CCCCCC"/>
               <w:left w:val="single" w:sz="2" w:space="0" w:color="CCCCCC"/>
@@ -5235,7 +5235,7 @@
         <w:trPr/>
         <w:tc>
           <w:tcPr>
-            <w:tcW w:w="2999" w:type="dxa"/>
+            <w:tcW w:w="2998" w:type="dxa"/>
             <w:tcBorders>
               <w:top w:val="single" w:sz="2" w:space="0" w:color="CCCCCC"/>
               <w:left w:val="single" w:sz="2" w:space="0" w:color="CCCCCC"/>
@@ -5264,7 +5264,7 @@
         </w:tc>
         <w:tc>
           <w:tcPr>
-            <w:tcW w:w="6746" w:type="dxa"/>
+            <w:tcW w:w="6747" w:type="dxa"/>
             <w:tcBorders>
               <w:top w:val="single" w:sz="2" w:space="0" w:color="CCCCCC"/>
               <w:left w:val="single" w:sz="2" w:space="0" w:color="CCCCCC"/>
@@ -5294,7 +5294,7 @@
         <w:trPr/>
         <w:tc>
           <w:tcPr>
-            <w:tcW w:w="2999" w:type="dxa"/>
+            <w:tcW w:w="2998" w:type="dxa"/>
             <w:tcBorders>
               <w:top w:val="single" w:sz="2" w:space="0" w:color="CCCCCC"/>
               <w:left w:val="single" w:sz="2" w:space="0" w:color="CCCCCC"/>
@@ -5323,7 +5323,7 @@
         </w:tc>
         <w:tc>
           <w:tcPr>
-            <w:tcW w:w="6746" w:type="dxa"/>
+            <w:tcW w:w="6747" w:type="dxa"/>
             <w:tcBorders>
               <w:top w:val="single" w:sz="2" w:space="0" w:color="CCCCCC"/>
               <w:left w:val="single" w:sz="2" w:space="0" w:color="CCCCCC"/>
@@ -5353,7 +5353,7 @@
         <w:trPr/>
         <w:tc>
           <w:tcPr>
-            <w:tcW w:w="2999" w:type="dxa"/>
+            <w:tcW w:w="2998" w:type="dxa"/>
             <w:tcBorders>
               <w:top w:val="single" w:sz="2" w:space="0" w:color="CCCCCC"/>
               <w:left w:val="single" w:sz="2" w:space="0" w:color="CCCCCC"/>
@@ -5382,7 +5382,7 @@
         </w:tc>
         <w:tc>
           <w:tcPr>
-            <w:tcW w:w="6746" w:type="dxa"/>
+            <w:tcW w:w="6747" w:type="dxa"/>
             <w:tcBorders>
               <w:top w:val="single" w:sz="2" w:space="0" w:color="CCCCCC"/>
               <w:left w:val="single" w:sz="2" w:space="0" w:color="CCCCCC"/>
@@ -5451,14 +5451,14 @@
         </w:tblCellMar>
       </w:tblPr>
       <w:tblGrid>
-        <w:gridCol w:w="2999"/>
-        <w:gridCol w:w="6746"/>
+        <w:gridCol w:w="2998"/>
+        <w:gridCol w:w="6747"/>
       </w:tblGrid>
       <w:tr>
         <w:trPr/>
         <w:tc>
           <w:tcPr>
-            <w:tcW w:w="2999" w:type="dxa"/>
+            <w:tcW w:w="2998" w:type="dxa"/>
             <w:tcBorders>
               <w:top w:val="single" w:sz="2" w:space="0" w:color="CCCCCC"/>
               <w:left w:val="single" w:sz="2" w:space="0" w:color="CCCCCC"/>
@@ -5487,7 +5487,7 @@
         </w:tc>
         <w:tc>
           <w:tcPr>
-            <w:tcW w:w="6746" w:type="dxa"/>
+            <w:tcW w:w="6747" w:type="dxa"/>
             <w:tcBorders>
               <w:top w:val="single" w:sz="2" w:space="0" w:color="CCCCCC"/>
               <w:left w:val="single" w:sz="2" w:space="0" w:color="CCCCCC"/>
@@ -5517,7 +5517,7 @@
         <w:trPr/>
         <w:tc>
           <w:tcPr>
-            <w:tcW w:w="2999" w:type="dxa"/>
+            <w:tcW w:w="2998" w:type="dxa"/>
             <w:tcBorders>
               <w:top w:val="single" w:sz="2" w:space="0" w:color="CCCCCC"/>
               <w:left w:val="single" w:sz="2" w:space="0" w:color="CCCCCC"/>
@@ -5546,7 +5546,7 @@
         </w:tc>
         <w:tc>
           <w:tcPr>
-            <w:tcW w:w="6746" w:type="dxa"/>
+            <w:tcW w:w="6747" w:type="dxa"/>
             <w:tcBorders>
               <w:top w:val="single" w:sz="2" w:space="0" w:color="CCCCCC"/>
               <w:left w:val="single" w:sz="2" w:space="0" w:color="CCCCCC"/>
@@ -5576,7 +5576,7 @@
         <w:trPr/>
         <w:tc>
           <w:tcPr>
-            <w:tcW w:w="2999" w:type="dxa"/>
+            <w:tcW w:w="2998" w:type="dxa"/>
             <w:tcBorders>
               <w:top w:val="single" w:sz="2" w:space="0" w:color="CCCCCC"/>
               <w:left w:val="single" w:sz="2" w:space="0" w:color="CCCCCC"/>
@@ -5605,7 +5605,7 @@
         </w:tc>
         <w:tc>
           <w:tcPr>
-            <w:tcW w:w="6746" w:type="dxa"/>
+            <w:tcW w:w="6747" w:type="dxa"/>
             <w:tcBorders>
               <w:top w:val="single" w:sz="2" w:space="0" w:color="CCCCCC"/>
               <w:left w:val="single" w:sz="2" w:space="0" w:color="CCCCCC"/>
@@ -5635,7 +5635,7 @@
         <w:trPr/>
         <w:tc>
           <w:tcPr>
-            <w:tcW w:w="2999" w:type="dxa"/>
+            <w:tcW w:w="2998" w:type="dxa"/>
             <w:tcBorders>
               <w:top w:val="single" w:sz="2" w:space="0" w:color="CCCCCC"/>
               <w:left w:val="single" w:sz="2" w:space="0" w:color="CCCCCC"/>
@@ -5664,7 +5664,7 @@
         </w:tc>
         <w:tc>
           <w:tcPr>
-            <w:tcW w:w="6746" w:type="dxa"/>
+            <w:tcW w:w="6747" w:type="dxa"/>
             <w:tcBorders>
               <w:top w:val="single" w:sz="2" w:space="0" w:color="CCCCCC"/>
               <w:left w:val="single" w:sz="2" w:space="0" w:color="CCCCCC"/>
@@ -5694,7 +5694,7 @@
         <w:trPr/>
         <w:tc>
           <w:tcPr>
-            <w:tcW w:w="2999" w:type="dxa"/>
+            <w:tcW w:w="2998" w:type="dxa"/>
             <w:tcBorders>
               <w:top w:val="single" w:sz="2" w:space="0" w:color="CCCCCC"/>
               <w:left w:val="single" w:sz="2" w:space="0" w:color="CCCCCC"/>
@@ -5723,7 +5723,7 @@
         </w:tc>
         <w:tc>
           <w:tcPr>
-            <w:tcW w:w="6746" w:type="dxa"/>
+            <w:tcW w:w="6747" w:type="dxa"/>
             <w:tcBorders>
               <w:top w:val="single" w:sz="2" w:space="0" w:color="CCCCCC"/>
               <w:left w:val="single" w:sz="2" w:space="0" w:color="CCCCCC"/>
@@ -5753,7 +5753,7 @@
         <w:trPr/>
         <w:tc>
           <w:tcPr>
-            <w:tcW w:w="2999" w:type="dxa"/>
+            <w:tcW w:w="2998" w:type="dxa"/>
             <w:tcBorders>
               <w:top w:val="single" w:sz="2" w:space="0" w:color="CCCCCC"/>
               <w:left w:val="single" w:sz="2" w:space="0" w:color="CCCCCC"/>
@@ -5782,7 +5782,7 @@
         </w:tc>
         <w:tc>
           <w:tcPr>
-            <w:tcW w:w="6746" w:type="dxa"/>
+            <w:tcW w:w="6747" w:type="dxa"/>
             <w:tcBorders>
               <w:top w:val="single" w:sz="2" w:space="0" w:color="CCCCCC"/>
               <w:left w:val="single" w:sz="2" w:space="0" w:color="CCCCCC"/>
@@ -5812,7 +5812,7 @@
         <w:trPr/>
         <w:tc>
           <w:tcPr>
-            <w:tcW w:w="2999" w:type="dxa"/>
+            <w:tcW w:w="2998" w:type="dxa"/>
             <w:tcBorders>
               <w:top w:val="single" w:sz="2" w:space="0" w:color="CCCCCC"/>
               <w:left w:val="single" w:sz="2" w:space="0" w:color="CCCCCC"/>
@@ -5841,7 +5841,7 @@
         </w:tc>
         <w:tc>
           <w:tcPr>
-            <w:tcW w:w="6746" w:type="dxa"/>
+            <w:tcW w:w="6747" w:type="dxa"/>
             <w:tcBorders>
               <w:top w:val="single" w:sz="2" w:space="0" w:color="CCCCCC"/>
               <w:left w:val="single" w:sz="2" w:space="0" w:color="CCCCCC"/>
@@ -5871,7 +5871,7 @@
         <w:trPr/>
         <w:tc>
           <w:tcPr>
-            <w:tcW w:w="2999" w:type="dxa"/>
+            <w:tcW w:w="2998" w:type="dxa"/>
             <w:tcBorders>
               <w:top w:val="single" w:sz="2" w:space="0" w:color="CCCCCC"/>
               <w:left w:val="single" w:sz="2" w:space="0" w:color="CCCCCC"/>
@@ -5900,7 +5900,7 @@
         </w:tc>
         <w:tc>
           <w:tcPr>
-            <w:tcW w:w="6746" w:type="dxa"/>
+            <w:tcW w:w="6747" w:type="dxa"/>
             <w:tcBorders>
               <w:top w:val="single" w:sz="2" w:space="0" w:color="CCCCCC"/>
               <w:left w:val="single" w:sz="2" w:space="0" w:color="CCCCCC"/>
@@ -5930,7 +5930,7 @@
         <w:trPr/>
         <w:tc>
           <w:tcPr>
-            <w:tcW w:w="2999" w:type="dxa"/>
+            <w:tcW w:w="2998" w:type="dxa"/>
             <w:tcBorders>
               <w:top w:val="single" w:sz="2" w:space="0" w:color="CCCCCC"/>
               <w:left w:val="single" w:sz="2" w:space="0" w:color="CCCCCC"/>
@@ -5959,7 +5959,7 @@
         </w:tc>
         <w:tc>
           <w:tcPr>
-            <w:tcW w:w="6746" w:type="dxa"/>
+            <w:tcW w:w="6747" w:type="dxa"/>
             <w:tcBorders>
               <w:top w:val="single" w:sz="2" w:space="0" w:color="CCCCCC"/>
               <w:left w:val="single" w:sz="2" w:space="0" w:color="CCCCCC"/>
@@ -5989,7 +5989,7 @@
         <w:trPr/>
         <w:tc>
           <w:tcPr>
-            <w:tcW w:w="2999" w:type="dxa"/>
+            <w:tcW w:w="2998" w:type="dxa"/>
             <w:tcBorders>
               <w:top w:val="single" w:sz="2" w:space="0" w:color="CCCCCC"/>
               <w:left w:val="single" w:sz="2" w:space="0" w:color="CCCCCC"/>
@@ -6018,7 +6018,7 @@
         </w:tc>
         <w:tc>
           <w:tcPr>
-            <w:tcW w:w="6746" w:type="dxa"/>
+            <w:tcW w:w="6747" w:type="dxa"/>
             <w:tcBorders>
               <w:top w:val="single" w:sz="2" w:space="0" w:color="CCCCCC"/>
               <w:left w:val="single" w:sz="2" w:space="0" w:color="CCCCCC"/>
@@ -6087,14 +6087,14 @@
         </w:tblCellMar>
       </w:tblPr>
       <w:tblGrid>
-        <w:gridCol w:w="2999"/>
-        <w:gridCol w:w="6746"/>
+        <w:gridCol w:w="2998"/>
+        <w:gridCol w:w="6747"/>
       </w:tblGrid>
       <w:tr>
         <w:trPr/>
         <w:tc>
           <w:tcPr>
-            <w:tcW w:w="2999" w:type="dxa"/>
+            <w:tcW w:w="2998" w:type="dxa"/>
             <w:tcBorders>
               <w:top w:val="single" w:sz="2" w:space="0" w:color="CCCCCC"/>
               <w:left w:val="single" w:sz="2" w:space="0" w:color="CCCCCC"/>
@@ -6123,7 +6123,7 @@
         </w:tc>
         <w:tc>
           <w:tcPr>
-            <w:tcW w:w="6746" w:type="dxa"/>
+            <w:tcW w:w="6747" w:type="dxa"/>
             <w:tcBorders>
               <w:top w:val="single" w:sz="2" w:space="0" w:color="CCCCCC"/>
               <w:left w:val="single" w:sz="2" w:space="0" w:color="CCCCCC"/>
@@ -6153,7 +6153,7 @@
         <w:trPr/>
         <w:tc>
           <w:tcPr>
-            <w:tcW w:w="2999" w:type="dxa"/>
+            <w:tcW w:w="2998" w:type="dxa"/>
             <w:tcBorders>
               <w:top w:val="single" w:sz="2" w:space="0" w:color="CCCCCC"/>
               <w:left w:val="single" w:sz="2" w:space="0" w:color="CCCCCC"/>
@@ -6182,7 +6182,7 @@
         </w:tc>
         <w:tc>
           <w:tcPr>
-            <w:tcW w:w="6746" w:type="dxa"/>
+            <w:tcW w:w="6747" w:type="dxa"/>
             <w:tcBorders>
               <w:top w:val="single" w:sz="2" w:space="0" w:color="CCCCCC"/>
               <w:left w:val="single" w:sz="2" w:space="0" w:color="CCCCCC"/>
@@ -6212,7 +6212,7 @@
         <w:trPr/>
         <w:tc>
           <w:tcPr>
-            <w:tcW w:w="2999" w:type="dxa"/>
+            <w:tcW w:w="2998" w:type="dxa"/>
             <w:tcBorders>
               <w:top w:val="single" w:sz="2" w:space="0" w:color="CCCCCC"/>
               <w:left w:val="single" w:sz="2" w:space="0" w:color="CCCCCC"/>
@@ -6241,7 +6241,7 @@
         </w:tc>
         <w:tc>
           <w:tcPr>
-            <w:tcW w:w="6746" w:type="dxa"/>
+            <w:tcW w:w="6747" w:type="dxa"/>
             <w:tcBorders>
               <w:top w:val="single" w:sz="2" w:space="0" w:color="CCCCCC"/>
               <w:left w:val="single" w:sz="2" w:space="0" w:color="CCCCCC"/>
@@ -6271,7 +6271,7 @@
         <w:trPr/>
         <w:tc>
           <w:tcPr>
-            <w:tcW w:w="2999" w:type="dxa"/>
+            <w:tcW w:w="2998" w:type="dxa"/>
             <w:tcBorders>
               <w:top w:val="single" w:sz="2" w:space="0" w:color="CCCCCC"/>
               <w:left w:val="single" w:sz="2" w:space="0" w:color="CCCCCC"/>
@@ -6300,7 +6300,7 @@
         </w:tc>
         <w:tc>
           <w:tcPr>
-            <w:tcW w:w="6746" w:type="dxa"/>
+            <w:tcW w:w="6747" w:type="dxa"/>
             <w:tcBorders>
               <w:top w:val="single" w:sz="2" w:space="0" w:color="CCCCCC"/>
               <w:left w:val="single" w:sz="2" w:space="0" w:color="CCCCCC"/>
@@ -6330,7 +6330,7 @@
         <w:trPr/>
         <w:tc>
           <w:tcPr>
-            <w:tcW w:w="2999" w:type="dxa"/>
+            <w:tcW w:w="2998" w:type="dxa"/>
             <w:tcBorders>
               <w:top w:val="single" w:sz="2" w:space="0" w:color="CCCCCC"/>
               <w:left w:val="single" w:sz="2" w:space="0" w:color="CCCCCC"/>
@@ -6359,7 +6359,7 @@
         </w:tc>
         <w:tc>
           <w:tcPr>
-            <w:tcW w:w="6746" w:type="dxa"/>
+            <w:tcW w:w="6747" w:type="dxa"/>
             <w:tcBorders>
               <w:top w:val="single" w:sz="2" w:space="0" w:color="CCCCCC"/>
               <w:left w:val="single" w:sz="2" w:space="0" w:color="CCCCCC"/>
@@ -6389,7 +6389,7 @@
         <w:trPr/>
         <w:tc>
           <w:tcPr>
-            <w:tcW w:w="2999" w:type="dxa"/>
+            <w:tcW w:w="2998" w:type="dxa"/>
             <w:tcBorders>
               <w:top w:val="single" w:sz="2" w:space="0" w:color="CCCCCC"/>
               <w:left w:val="single" w:sz="2" w:space="0" w:color="CCCCCC"/>
@@ -6418,7 +6418,7 @@
         </w:tc>
         <w:tc>
           <w:tcPr>
-            <w:tcW w:w="6746" w:type="dxa"/>
+            <w:tcW w:w="6747" w:type="dxa"/>
             <w:tcBorders>
               <w:top w:val="single" w:sz="2" w:space="0" w:color="CCCCCC"/>
               <w:left w:val="single" w:sz="2" w:space="0" w:color="CCCCCC"/>
@@ -6487,14 +6487,14 @@
         </w:tblCellMar>
       </w:tblPr>
       <w:tblGrid>
-        <w:gridCol w:w="2999"/>
-        <w:gridCol w:w="6746"/>
+        <w:gridCol w:w="2998"/>
+        <w:gridCol w:w="6747"/>
       </w:tblGrid>
       <w:tr>
         <w:trPr/>
         <w:tc>
           <w:tcPr>
-            <w:tcW w:w="2999" w:type="dxa"/>
+            <w:tcW w:w="2998" w:type="dxa"/>
             <w:tcBorders>
               <w:top w:val="single" w:sz="2" w:space="0" w:color="CCCCCC"/>
               <w:left w:val="single" w:sz="2" w:space="0" w:color="CCCCCC"/>
@@ -6523,7 +6523,7 @@
         </w:tc>
         <w:tc>
           <w:tcPr>
-            <w:tcW w:w="6746" w:type="dxa"/>
+            <w:tcW w:w="6747" w:type="dxa"/>
             <w:tcBorders>
               <w:top w:val="single" w:sz="2" w:space="0" w:color="CCCCCC"/>
               <w:left w:val="single" w:sz="2" w:space="0" w:color="CCCCCC"/>
@@ -6553,7 +6553,7 @@
         <w:trPr/>
         <w:tc>
           <w:tcPr>
-            <w:tcW w:w="2999" w:type="dxa"/>
+            <w:tcW w:w="2998" w:type="dxa"/>
             <w:tcBorders>
               <w:top w:val="single" w:sz="2" w:space="0" w:color="CCCCCC"/>
               <w:left w:val="single" w:sz="2" w:space="0" w:color="CCCCCC"/>
@@ -6582,7 +6582,7 @@
         </w:tc>
         <w:tc>
           <w:tcPr>
-            <w:tcW w:w="6746" w:type="dxa"/>
+            <w:tcW w:w="6747" w:type="dxa"/>
             <w:tcBorders>
               <w:top w:val="single" w:sz="2" w:space="0" w:color="CCCCCC"/>
               <w:left w:val="single" w:sz="2" w:space="0" w:color="CCCCCC"/>
@@ -6612,7 +6612,7 @@
         <w:trPr/>
         <w:tc>
           <w:tcPr>
-            <w:tcW w:w="2999" w:type="dxa"/>
+            <w:tcW w:w="2998" w:type="dxa"/>
             <w:tcBorders>
               <w:top w:val="single" w:sz="2" w:space="0" w:color="CCCCCC"/>
               <w:left w:val="single" w:sz="2" w:space="0" w:color="CCCCCC"/>
@@ -6641,7 +6641,7 @@
         </w:tc>
         <w:tc>
           <w:tcPr>
-            <w:tcW w:w="6746" w:type="dxa"/>
+            <w:tcW w:w="6747" w:type="dxa"/>
             <w:tcBorders>
               <w:top w:val="single" w:sz="2" w:space="0" w:color="CCCCCC"/>
               <w:left w:val="single" w:sz="2" w:space="0" w:color="CCCCCC"/>
@@ -6671,7 +6671,7 @@
         <w:trPr/>
         <w:tc>
           <w:tcPr>
-            <w:tcW w:w="2999" w:type="dxa"/>
+            <w:tcW w:w="2998" w:type="dxa"/>
             <w:tcBorders>
               <w:top w:val="single" w:sz="2" w:space="0" w:color="CCCCCC"/>
               <w:left w:val="single" w:sz="2" w:space="0" w:color="CCCCCC"/>
@@ -6700,7 +6700,7 @@
         </w:tc>
         <w:tc>
           <w:tcPr>
-            <w:tcW w:w="6746" w:type="dxa"/>
+            <w:tcW w:w="6747" w:type="dxa"/>
             <w:tcBorders>
               <w:top w:val="single" w:sz="2" w:space="0" w:color="CCCCCC"/>
               <w:left w:val="single" w:sz="2" w:space="0" w:color="CCCCCC"/>
@@ -6730,7 +6730,7 @@
         <w:trPr/>
         <w:tc>
           <w:tcPr>
-            <w:tcW w:w="2999" w:type="dxa"/>
+            <w:tcW w:w="2998" w:type="dxa"/>
             <w:tcBorders>
               <w:top w:val="single" w:sz="2" w:space="0" w:color="CCCCCC"/>
               <w:left w:val="single" w:sz="2" w:space="0" w:color="CCCCCC"/>
@@ -6759,7 +6759,7 @@
         </w:tc>
         <w:tc>
           <w:tcPr>
-            <w:tcW w:w="6746" w:type="dxa"/>
+            <w:tcW w:w="6747" w:type="dxa"/>
             <w:tcBorders>
               <w:top w:val="single" w:sz="2" w:space="0" w:color="CCCCCC"/>
               <w:left w:val="single" w:sz="2" w:space="0" w:color="CCCCCC"/>
@@ -6828,14 +6828,14 @@
         </w:tblCellMar>
       </w:tblPr>
       <w:tblGrid>
-        <w:gridCol w:w="2999"/>
-        <w:gridCol w:w="6746"/>
+        <w:gridCol w:w="2998"/>
+        <w:gridCol w:w="6747"/>
       </w:tblGrid>
       <w:tr>
         <w:trPr/>
         <w:tc>
           <w:tcPr>
-            <w:tcW w:w="2999" w:type="dxa"/>
+            <w:tcW w:w="2998" w:type="dxa"/>
             <w:tcBorders>
               <w:top w:val="single" w:sz="2" w:space="0" w:color="CCCCCC"/>
               <w:left w:val="single" w:sz="2" w:space="0" w:color="CCCCCC"/>
@@ -6864,7 +6864,7 @@
         </w:tc>
         <w:tc>
           <w:tcPr>
-            <w:tcW w:w="6746" w:type="dxa"/>
+            <w:tcW w:w="6747" w:type="dxa"/>
             <w:tcBorders>
               <w:top w:val="single" w:sz="2" w:space="0" w:color="CCCCCC"/>
               <w:left w:val="single" w:sz="2" w:space="0" w:color="CCCCCC"/>
@@ -6894,7 +6894,7 @@
         <w:trPr/>
         <w:tc>
           <w:tcPr>
-            <w:tcW w:w="2999" w:type="dxa"/>
+            <w:tcW w:w="2998" w:type="dxa"/>
             <w:tcBorders>
               <w:top w:val="single" w:sz="2" w:space="0" w:color="CCCCCC"/>
               <w:left w:val="single" w:sz="2" w:space="0" w:color="CCCCCC"/>
@@ -6923,7 +6923,7 @@
         </w:tc>
         <w:tc>
           <w:tcPr>
-            <w:tcW w:w="6746" w:type="dxa"/>
+            <w:tcW w:w="6747" w:type="dxa"/>
             <w:tcBorders>
               <w:top w:val="single" w:sz="2" w:space="0" w:color="CCCCCC"/>
               <w:left w:val="single" w:sz="2" w:space="0" w:color="CCCCCC"/>
@@ -6953,7 +6953,7 @@
         <w:trPr/>
         <w:tc>
           <w:tcPr>
-            <w:tcW w:w="2999" w:type="dxa"/>
+            <w:tcW w:w="2998" w:type="dxa"/>
             <w:tcBorders>
               <w:top w:val="single" w:sz="2" w:space="0" w:color="CCCCCC"/>
               <w:left w:val="single" w:sz="2" w:space="0" w:color="CCCCCC"/>
@@ -6982,7 +6982,7 @@
         </w:tc>
         <w:tc>
           <w:tcPr>
-            <w:tcW w:w="6746" w:type="dxa"/>
+            <w:tcW w:w="6747" w:type="dxa"/>
             <w:tcBorders>
               <w:top w:val="single" w:sz="2" w:space="0" w:color="CCCCCC"/>
               <w:left w:val="single" w:sz="2" w:space="0" w:color="CCCCCC"/>
@@ -7012,7 +7012,7 @@
         <w:trPr/>
         <w:tc>
           <w:tcPr>
-            <w:tcW w:w="2999" w:type="dxa"/>
+            <w:tcW w:w="2998" w:type="dxa"/>
             <w:tcBorders>
               <w:top w:val="single" w:sz="2" w:space="0" w:color="CCCCCC"/>
               <w:left w:val="single" w:sz="2" w:space="0" w:color="CCCCCC"/>
@@ -7041,7 +7041,7 @@
         </w:tc>
         <w:tc>
           <w:tcPr>
-            <w:tcW w:w="6746" w:type="dxa"/>
+            <w:tcW w:w="6747" w:type="dxa"/>
             <w:tcBorders>
               <w:top w:val="single" w:sz="2" w:space="0" w:color="CCCCCC"/>
               <w:left w:val="single" w:sz="2" w:space="0" w:color="CCCCCC"/>
@@ -7071,7 +7071,7 @@
         <w:trPr/>
         <w:tc>
           <w:tcPr>
-            <w:tcW w:w="2999" w:type="dxa"/>
+            <w:tcW w:w="2998" w:type="dxa"/>
             <w:tcBorders>
               <w:top w:val="single" w:sz="2" w:space="0" w:color="CCCCCC"/>
               <w:left w:val="single" w:sz="2" w:space="0" w:color="CCCCCC"/>
@@ -7100,7 +7100,7 @@
         </w:tc>
         <w:tc>
           <w:tcPr>
-            <w:tcW w:w="6746" w:type="dxa"/>
+            <w:tcW w:w="6747" w:type="dxa"/>
             <w:tcBorders>
               <w:top w:val="single" w:sz="2" w:space="0" w:color="CCCCCC"/>
               <w:left w:val="single" w:sz="2" w:space="0" w:color="CCCCCC"/>
@@ -7169,14 +7169,14 @@
         </w:tblCellMar>
       </w:tblPr>
       <w:tblGrid>
-        <w:gridCol w:w="2999"/>
-        <w:gridCol w:w="6746"/>
+        <w:gridCol w:w="2998"/>
+        <w:gridCol w:w="6747"/>
       </w:tblGrid>
       <w:tr>
         <w:trPr/>
         <w:tc>
           <w:tcPr>
-            <w:tcW w:w="2999" w:type="dxa"/>
+            <w:tcW w:w="2998" w:type="dxa"/>
             <w:tcBorders>
               <w:top w:val="single" w:sz="2" w:space="0" w:color="CCCCCC"/>
               <w:left w:val="single" w:sz="2" w:space="0" w:color="CCCCCC"/>
@@ -7205,7 +7205,7 @@
         </w:tc>
         <w:tc>
           <w:tcPr>
-            <w:tcW w:w="6746" w:type="dxa"/>
+            <w:tcW w:w="6747" w:type="dxa"/>
             <w:tcBorders>
               <w:top w:val="single" w:sz="2" w:space="0" w:color="CCCCCC"/>
               <w:left w:val="single" w:sz="2" w:space="0" w:color="CCCCCC"/>
@@ -7235,7 +7235,7 @@
         <w:trPr/>
         <w:tc>
           <w:tcPr>
-            <w:tcW w:w="2999" w:type="dxa"/>
+            <w:tcW w:w="2998" w:type="dxa"/>
             <w:tcBorders>
               <w:top w:val="single" w:sz="2" w:space="0" w:color="CCCCCC"/>
               <w:left w:val="single" w:sz="2" w:space="0" w:color="CCCCCC"/>
@@ -7264,7 +7264,7 @@
         </w:tc>
         <w:tc>
           <w:tcPr>
-            <w:tcW w:w="6746" w:type="dxa"/>
+            <w:tcW w:w="6747" w:type="dxa"/>
             <w:tcBorders>
               <w:top w:val="single" w:sz="2" w:space="0" w:color="CCCCCC"/>
               <w:left w:val="single" w:sz="2" w:space="0" w:color="CCCCCC"/>
@@ -7294,7 +7294,7 @@
         <w:trPr/>
         <w:tc>
           <w:tcPr>
-            <w:tcW w:w="2999" w:type="dxa"/>
+            <w:tcW w:w="2998" w:type="dxa"/>
             <w:tcBorders>
               <w:top w:val="single" w:sz="2" w:space="0" w:color="CCCCCC"/>
               <w:left w:val="single" w:sz="2" w:space="0" w:color="CCCCCC"/>
@@ -7323,7 +7323,7 @@
         </w:tc>
         <w:tc>
           <w:tcPr>
-            <w:tcW w:w="6746" w:type="dxa"/>
+            <w:tcW w:w="6747" w:type="dxa"/>
             <w:tcBorders>
               <w:top w:val="single" w:sz="2" w:space="0" w:color="CCCCCC"/>
               <w:left w:val="single" w:sz="2" w:space="0" w:color="CCCCCC"/>
@@ -7353,7 +7353,7 @@
         <w:trPr/>
         <w:tc>
           <w:tcPr>
-            <w:tcW w:w="2999" w:type="dxa"/>
+            <w:tcW w:w="2998" w:type="dxa"/>
             <w:tcBorders>
               <w:top w:val="single" w:sz="2" w:space="0" w:color="CCCCCC"/>
               <w:left w:val="single" w:sz="2" w:space="0" w:color="CCCCCC"/>
@@ -7382,7 +7382,7 @@
         </w:tc>
         <w:tc>
           <w:tcPr>
-            <w:tcW w:w="6746" w:type="dxa"/>
+            <w:tcW w:w="6747" w:type="dxa"/>
             <w:tcBorders>
               <w:top w:val="single" w:sz="2" w:space="0" w:color="CCCCCC"/>
               <w:left w:val="single" w:sz="2" w:space="0" w:color="CCCCCC"/>
@@ -7412,7 +7412,7 @@
         <w:trPr/>
         <w:tc>
           <w:tcPr>
-            <w:tcW w:w="2999" w:type="dxa"/>
+            <w:tcW w:w="2998" w:type="dxa"/>
             <w:tcBorders>
               <w:top w:val="single" w:sz="2" w:space="0" w:color="CCCCCC"/>
               <w:left w:val="single" w:sz="2" w:space="0" w:color="CCCCCC"/>
@@ -7441,7 +7441,7 @@
         </w:tc>
         <w:tc>
           <w:tcPr>
-            <w:tcW w:w="6746" w:type="dxa"/>
+            <w:tcW w:w="6747" w:type="dxa"/>
             <w:tcBorders>
               <w:top w:val="single" w:sz="2" w:space="0" w:color="CCCCCC"/>
               <w:left w:val="single" w:sz="2" w:space="0" w:color="CCCCCC"/>
@@ -7510,14 +7510,14 @@
         </w:tblCellMar>
       </w:tblPr>
       <w:tblGrid>
-        <w:gridCol w:w="2999"/>
-        <w:gridCol w:w="6746"/>
+        <w:gridCol w:w="2998"/>
+        <w:gridCol w:w="6747"/>
       </w:tblGrid>
       <w:tr>
         <w:trPr/>
         <w:tc>
           <w:tcPr>
-            <w:tcW w:w="2999" w:type="dxa"/>
+            <w:tcW w:w="2998" w:type="dxa"/>
             <w:tcBorders>
               <w:top w:val="single" w:sz="2" w:space="0" w:color="CCCCCC"/>
               <w:left w:val="single" w:sz="2" w:space="0" w:color="CCCCCC"/>
@@ -7546,7 +7546,7 @@
         </w:tc>
         <w:tc>
           <w:tcPr>
-            <w:tcW w:w="6746" w:type="dxa"/>
+            <w:tcW w:w="6747" w:type="dxa"/>
             <w:tcBorders>
               <w:top w:val="single" w:sz="2" w:space="0" w:color="CCCCCC"/>
               <w:left w:val="single" w:sz="2" w:space="0" w:color="CCCCCC"/>
@@ -7576,7 +7576,7 @@
         <w:trPr/>
         <w:tc>
           <w:tcPr>
-            <w:tcW w:w="2999" w:type="dxa"/>
+            <w:tcW w:w="2998" w:type="dxa"/>
             <w:tcBorders>
               <w:top w:val="single" w:sz="2" w:space="0" w:color="CCCCCC"/>
               <w:left w:val="single" w:sz="2" w:space="0" w:color="CCCCCC"/>
@@ -7605,7 +7605,7 @@
         </w:tc>
         <w:tc>
           <w:tcPr>
-            <w:tcW w:w="6746" w:type="dxa"/>
+            <w:tcW w:w="6747" w:type="dxa"/>
             <w:tcBorders>
               <w:top w:val="single" w:sz="2" w:space="0" w:color="CCCCCC"/>
               <w:left w:val="single" w:sz="2" w:space="0" w:color="CCCCCC"/>
@@ -7635,7 +7635,7 @@
         <w:trPr/>
         <w:tc>
           <w:tcPr>
-            <w:tcW w:w="2999" w:type="dxa"/>
+            <w:tcW w:w="2998" w:type="dxa"/>
             <w:tcBorders>
               <w:top w:val="single" w:sz="2" w:space="0" w:color="CCCCCC"/>
               <w:left w:val="single" w:sz="2" w:space="0" w:color="CCCCCC"/>
@@ -7664,7 +7664,7 @@
         </w:tc>
         <w:tc>
           <w:tcPr>
-            <w:tcW w:w="6746" w:type="dxa"/>
+            <w:tcW w:w="6747" w:type="dxa"/>
             <w:tcBorders>
               <w:top w:val="single" w:sz="2" w:space="0" w:color="CCCCCC"/>
               <w:left w:val="single" w:sz="2" w:space="0" w:color="CCCCCC"/>
@@ -7694,7 +7694,7 @@
         <w:trPr/>
         <w:tc>
           <w:tcPr>
-            <w:tcW w:w="2999" w:type="dxa"/>
+            <w:tcW w:w="2998" w:type="dxa"/>
             <w:tcBorders>
               <w:top w:val="single" w:sz="2" w:space="0" w:color="CCCCCC"/>
               <w:left w:val="single" w:sz="2" w:space="0" w:color="CCCCCC"/>
@@ -7723,7 +7723,7 @@
         </w:tc>
         <w:tc>
           <w:tcPr>
-            <w:tcW w:w="6746" w:type="dxa"/>
+            <w:tcW w:w="6747" w:type="dxa"/>
             <w:tcBorders>
               <w:top w:val="single" w:sz="2" w:space="0" w:color="CCCCCC"/>
               <w:left w:val="single" w:sz="2" w:space="0" w:color="CCCCCC"/>
@@ -7753,7 +7753,7 @@
         <w:trPr/>
         <w:tc>
           <w:tcPr>
-            <w:tcW w:w="2999" w:type="dxa"/>
+            <w:tcW w:w="2998" w:type="dxa"/>
             <w:tcBorders>
               <w:top w:val="single" w:sz="2" w:space="0" w:color="CCCCCC"/>
               <w:left w:val="single" w:sz="2" w:space="0" w:color="CCCCCC"/>
@@ -7782,7 +7782,7 @@
         </w:tc>
         <w:tc>
           <w:tcPr>
-            <w:tcW w:w="6746" w:type="dxa"/>
+            <w:tcW w:w="6747" w:type="dxa"/>
             <w:tcBorders>
               <w:top w:val="single" w:sz="2" w:space="0" w:color="CCCCCC"/>
               <w:left w:val="single" w:sz="2" w:space="0" w:color="CCCCCC"/>
@@ -7812,7 +7812,7 @@
         <w:trPr/>
         <w:tc>
           <w:tcPr>
-            <w:tcW w:w="2999" w:type="dxa"/>
+            <w:tcW w:w="2998" w:type="dxa"/>
             <w:tcBorders>
               <w:top w:val="single" w:sz="2" w:space="0" w:color="CCCCCC"/>
               <w:left w:val="single" w:sz="2" w:space="0" w:color="CCCCCC"/>
@@ -7841,7 +7841,7 @@
         </w:tc>
         <w:tc>
           <w:tcPr>
-            <w:tcW w:w="6746" w:type="dxa"/>
+            <w:tcW w:w="6747" w:type="dxa"/>
             <w:tcBorders>
               <w:top w:val="single" w:sz="2" w:space="0" w:color="CCCCCC"/>
               <w:left w:val="single" w:sz="2" w:space="0" w:color="CCCCCC"/>
@@ -7871,7 +7871,7 @@
         <w:trPr/>
         <w:tc>
           <w:tcPr>
-            <w:tcW w:w="2999" w:type="dxa"/>
+            <w:tcW w:w="2998" w:type="dxa"/>
             <w:tcBorders>
               <w:top w:val="single" w:sz="2" w:space="0" w:color="CCCCCC"/>
               <w:left w:val="single" w:sz="2" w:space="0" w:color="CCCCCC"/>
@@ -7900,7 +7900,7 @@
         </w:tc>
         <w:tc>
           <w:tcPr>
-            <w:tcW w:w="6746" w:type="dxa"/>
+            <w:tcW w:w="6747" w:type="dxa"/>
             <w:tcBorders>
               <w:top w:val="single" w:sz="2" w:space="0" w:color="CCCCCC"/>
               <w:left w:val="single" w:sz="2" w:space="0" w:color="CCCCCC"/>
@@ -8066,6 +8066,428 @@
       </w:pPr>
       <w:r>
         <w:rPr/>
+      </w:r>
+    </w:p>
+    <w:p>
+      <w:pPr>
+        <w:pStyle w:val="Normal"/>
+        <w:spacing w:before="0" w:after="80"/>
+        <w:jc w:val="center"/>
+        <w:rPr/>
+      </w:pPr>
+      <w:r>
+        <w:rPr/>
+      </w:r>
+    </w:p>
+    <w:tbl>
+      <w:tblPr>
+        <w:tblW w:w="9746" w:type="dxa"/>
+        <w:jc w:val="left"/>
+        <w:tblInd w:w="0" w:type="dxa"/>
+        <w:tblLayout w:type="fixed"/>
+        <w:tblCellMar>
+          <w:top w:w="0" w:type="dxa"/>
+          <w:left w:w="108" w:type="dxa"/>
+          <w:bottom w:w="0" w:type="dxa"/>
+          <w:right w:w="108" w:type="dxa"/>
+        </w:tblCellMar>
+        <w:tblLook w:val="04a0" w:noHBand="0" w:noVBand="1" w:firstColumn="1" w:lastRow="0" w:lastColumn="0" w:firstRow="1"/>
+      </w:tblPr>
+      <w:tblGrid>
+        <w:gridCol w:w="4873"/>
+        <w:gridCol w:w="4872"/>
+      </w:tblGrid>
+      <w:tr>
+        <w:trPr/>
+        <w:tc>
+          <w:tcPr>
+            <w:tcW w:w="4873" w:type="dxa"/>
+            <w:tcBorders/>
+          </w:tcPr>
+          <w:p>
+            <w:pPr>
+              <w:pStyle w:val="Normal"/>
+              <w:rPr/>
+            </w:pPr>
+            <w:r>
+              <w:rPr>
+                <w:b/>
+              </w:rPr>
+              <w:t>Purpose</w:t>
+            </w:r>
+          </w:p>
+        </w:tc>
+        <w:tc>
+          <w:tcPr>
+            <w:tcW w:w="4872" w:type="dxa"/>
+            <w:tcBorders/>
+          </w:tcPr>
+          <w:p>
+            <w:pPr>
+              <w:pStyle w:val="Normal"/>
+              <w:rPr/>
+            </w:pPr>
+            <w:r>
+              <w:rPr/>
+              <w:t>Conceal secret data inside ordinary-looking carrier files (images and audio). Combine with sslOpenCrypt encryption for layered protection: encrypt first, then hide the ciphertext in an image — so the existence of the secret is itself concealed.</w:t>
+            </w:r>
+          </w:p>
+        </w:tc>
+      </w:tr>
+      <w:tr>
+        <w:trPr/>
+        <w:tc>
+          <w:tcPr>
+            <w:tcW w:w="4873" w:type="dxa"/>
+            <w:tcBorders/>
+          </w:tcPr>
+          <w:p>
+            <w:pPr>
+              <w:pStyle w:val="Normal"/>
+              <w:rPr/>
+            </w:pPr>
+            <w:r>
+              <w:rPr>
+                <w:b/>
+              </w:rPr>
+              <w:t>Technique</w:t>
+            </w:r>
+          </w:p>
+        </w:tc>
+        <w:tc>
+          <w:tcPr>
+            <w:tcW w:w="4872" w:type="dxa"/>
+            <w:tcBorders/>
+          </w:tcPr>
+          <w:p>
+            <w:pPr>
+              <w:pStyle w:val="Normal"/>
+              <w:rPr/>
+            </w:pPr>
+            <w:r>
+              <w:rPr/>
+              <w:t>Least Significant Bit (LSB) embedding for lossless carriers. The payload replaces the least-significant bits of pixel colour channels (images) or audio samples (WAV), producing a stego file that is visually / audibly indistinguishable from the original.</w:t>
+            </w:r>
+          </w:p>
+        </w:tc>
+      </w:tr>
+      <w:tr>
+        <w:trPr/>
+        <w:tc>
+          <w:tcPr>
+            <w:tcW w:w="4873" w:type="dxa"/>
+            <w:tcBorders/>
+          </w:tcPr>
+          <w:p>
+            <w:pPr>
+              <w:pStyle w:val="Normal"/>
+              <w:rPr/>
+            </w:pPr>
+            <w:r>
+              <w:rPr>
+                <w:b/>
+              </w:rPr>
+              <w:t>Carrier formats</w:t>
+            </w:r>
+          </w:p>
+        </w:tc>
+        <w:tc>
+          <w:tcPr>
+            <w:tcW w:w="4872" w:type="dxa"/>
+            <w:tcBorders/>
+          </w:tcPr>
+          <w:p>
+            <w:pPr>
+              <w:pStyle w:val="Normal"/>
+              <w:rPr/>
+            </w:pPr>
+            <w:r>
+              <w:rPr/>
+              <w:t>PNG (recommended — lossless, no recompression artefacts), BMP, TIFF, WAV. JPEG is not supported as a write target (lossy compression destroys LSB data).</w:t>
+            </w:r>
+          </w:p>
+        </w:tc>
+      </w:tr>
+      <w:tr>
+        <w:trPr/>
+        <w:tc>
+          <w:tcPr>
+            <w:tcW w:w="4873" w:type="dxa"/>
+            <w:tcBorders/>
+          </w:tcPr>
+          <w:p>
+            <w:pPr>
+              <w:pStyle w:val="Normal"/>
+              <w:rPr/>
+            </w:pPr>
+            <w:r>
+              <w:rPr>
+                <w:b/>
+              </w:rPr>
+              <w:t>Payload</w:t>
+            </w:r>
+          </w:p>
+        </w:tc>
+        <w:tc>
+          <w:tcPr>
+            <w:tcW w:w="4872" w:type="dxa"/>
+            <w:tcBorders/>
+          </w:tcPr>
+          <w:p>
+            <w:pPr>
+              <w:pStyle w:val="Normal"/>
+              <w:rPr/>
+            </w:pPr>
+            <w:r>
+              <w:rPr/>
+              <w:t>Any file or typed text. The panel displays the theoretical maximum payload capacity of the selected carrier (e.g. '1.2 MB available in a 4 MP PNG using 1-bit LSB').</w:t>
+            </w:r>
+          </w:p>
+        </w:tc>
+      </w:tr>
+      <w:tr>
+        <w:trPr/>
+        <w:tc>
+          <w:tcPr>
+            <w:tcW w:w="4873" w:type="dxa"/>
+            <w:tcBorders/>
+          </w:tcPr>
+          <w:p>
+            <w:pPr>
+              <w:pStyle w:val="Normal"/>
+              <w:rPr/>
+            </w:pPr>
+            <w:r>
+              <w:rPr>
+                <w:b/>
+              </w:rPr>
+              <w:t>Stego-Crypto mode</w:t>
+            </w:r>
+          </w:p>
+        </w:tc>
+        <w:tc>
+          <w:tcPr>
+            <w:tcW w:w="4872" w:type="dxa"/>
+            <w:tcBorders/>
+          </w:tcPr>
+          <w:p>
+            <w:pPr>
+              <w:pStyle w:val="Normal"/>
+              <w:rPr/>
+            </w:pPr>
+            <w:r>
+              <w:rPr/>
+              <w:t>Optional end-to-end protection: encrypt the payload with AES-256-GCM (Ghost Crypt format) or a user-chosen cipher before embedding. Extraction requires both the correct carrier and the passphrase. This is the recommended mode for sensitive data.</w:t>
+            </w:r>
+          </w:p>
+        </w:tc>
+      </w:tr>
+      <w:tr>
+        <w:trPr/>
+        <w:tc>
+          <w:tcPr>
+            <w:tcW w:w="4873" w:type="dxa"/>
+            <w:tcBorders/>
+          </w:tcPr>
+          <w:p>
+            <w:pPr>
+              <w:pStyle w:val="Normal"/>
+              <w:rPr/>
+            </w:pPr>
+            <w:r>
+              <w:rPr>
+                <w:b/>
+              </w:rPr>
+              <w:t>Extract</w:t>
+            </w:r>
+          </w:p>
+        </w:tc>
+        <w:tc>
+          <w:tcPr>
+            <w:tcW w:w="4872" w:type="dxa"/>
+            <w:tcBorders/>
+          </w:tcPr>
+          <w:p>
+            <w:pPr>
+              <w:pStyle w:val="Normal"/>
+              <w:rPr/>
+            </w:pPr>
+            <w:r>
+              <w:rPr/>
+              <w:t>Given a stego carrier (and passphrase if encrypted), extract the hidden payload and save it to a chosen path. Works only if the carrier has not been recompressed or resized after embedding.</w:t>
+            </w:r>
+          </w:p>
+        </w:tc>
+      </w:tr>
+      <w:tr>
+        <w:trPr/>
+        <w:tc>
+          <w:tcPr>
+            <w:tcW w:w="4873" w:type="dxa"/>
+            <w:tcBorders/>
+          </w:tcPr>
+          <w:p>
+            <w:pPr>
+              <w:pStyle w:val="Normal"/>
+              <w:rPr/>
+            </w:pPr>
+            <w:r>
+              <w:rPr>
+                <w:b/>
+              </w:rPr>
+              <w:t>Steganalysis</w:t>
+            </w:r>
+          </w:p>
+        </w:tc>
+        <w:tc>
+          <w:tcPr>
+            <w:tcW w:w="4872" w:type="dxa"/>
+            <w:tcBorders/>
+          </w:tcPr>
+          <w:p>
+            <w:pPr>
+              <w:pStyle w:val="Normal"/>
+              <w:rPr/>
+            </w:pPr>
+            <w:r>
+              <w:rPr/>
+              <w:t>Basic detection mode: chi-square test on pixel LSBs and histogram comparison against the original. Reports a likelihood score that the image contains hidden data. Useful for auditing received images. (Expert Mode only.)</w:t>
+            </w:r>
+          </w:p>
+        </w:tc>
+      </w:tr>
+      <w:tr>
+        <w:trPr/>
+        <w:tc>
+          <w:tcPr>
+            <w:tcW w:w="4873" w:type="dxa"/>
+            <w:tcBorders/>
+          </w:tcPr>
+          <w:p>
+            <w:pPr>
+              <w:pStyle w:val="Normal"/>
+              <w:rPr/>
+            </w:pPr>
+            <w:r>
+              <w:rPr>
+                <w:b/>
+              </w:rPr>
+              <w:t>steghide integration</w:t>
+            </w:r>
+          </w:p>
+        </w:tc>
+        <w:tc>
+          <w:tcPr>
+            <w:tcW w:w="4872" w:type="dxa"/>
+            <w:tcBorders/>
+          </w:tcPr>
+          <w:p>
+            <w:pPr>
+              <w:pStyle w:val="Normal"/>
+              <w:rPr/>
+            </w:pPr>
+            <w:r>
+              <w:rPr/>
+              <w:t>Optional integration with the system steghide binary (sudo apt install steghide) for JPEG, BMP, AU, and WAV carriers using graph-theoretic embedding. When steghide is available, it is offered as an alternative embedding engine alongside the built-in LSB engine.</w:t>
+            </w:r>
+          </w:p>
+        </w:tc>
+      </w:tr>
+      <w:tr>
+        <w:trPr/>
+        <w:tc>
+          <w:tcPr>
+            <w:tcW w:w="4873" w:type="dxa"/>
+            <w:tcBorders/>
+          </w:tcPr>
+          <w:p>
+            <w:pPr>
+              <w:pStyle w:val="Normal"/>
+              <w:rPr/>
+            </w:pPr>
+            <w:r>
+              <w:rPr>
+                <w:b/>
+              </w:rPr>
+              <w:t>Expert mode</w:t>
+            </w:r>
+          </w:p>
+        </w:tc>
+        <w:tc>
+          <w:tcPr>
+            <w:tcW w:w="4872" w:type="dxa"/>
+            <w:tcBorders/>
+          </w:tcPr>
+          <w:p>
+            <w:pPr>
+              <w:pStyle w:val="Normal"/>
+              <w:rPr/>
+            </w:pPr>
+            <w:r>
+              <w:rPr/>
+              <w:t>Shows the LSB embedding map, bit-plane visualisation, entropy before/after, and the raw openssl command used for any encryption step. Beginner mode shows only Embed / Extract with a simple capacity indicator.</w:t>
+            </w:r>
+          </w:p>
+        </w:tc>
+      </w:tr>
+      <w:tr>
+        <w:trPr/>
+        <w:tc>
+          <w:tcPr>
+            <w:tcW w:w="4873" w:type="dxa"/>
+            <w:tcBorders/>
+          </w:tcPr>
+          <w:p>
+            <w:pPr>
+              <w:pStyle w:val="Normal"/>
+              <w:rPr/>
+            </w:pPr>
+            <w:r>
+              <w:rPr>
+                <w:b/>
+              </w:rPr>
+              <w:t>Audit log</w:t>
+            </w:r>
+          </w:p>
+        </w:tc>
+        <w:tc>
+          <w:tcPr>
+            <w:tcW w:w="4872" w:type="dxa"/>
+            <w:tcBorders/>
+          </w:tcPr>
+          <w:p>
+            <w:pPr>
+              <w:pStyle w:val="Normal"/>
+              <w:rPr/>
+            </w:pPr>
+            <w:r>
+              <w:rPr/>
+              <w:t>Records carrier path, payload size (bytes), cipher (if used), and success/failure. Passphrase is never logged.</w:t>
+            </w:r>
+          </w:p>
+        </w:tc>
+      </w:tr>
+    </w:tbl>
+    <w:p>
+      <w:pPr>
+        <w:pStyle w:val="Normal"/>
+        <w:spacing w:before="0" w:after="80"/>
+        <w:jc w:val="center"/>
+        <w:rPr/>
+      </w:pPr>
+      <w:r>
+        <w:rPr/>
+      </w:r>
+    </w:p>
+    <w:p>
+      <w:pPr>
+        <w:pStyle w:val="Heading2"/>
+        <w:spacing w:before="300" w:after="120"/>
+        <w:rPr/>
+      </w:pPr>
+      <w:r>
+        <w:rPr/>
+        <w:t>Module 11 — Steganography</w:t>
       </w:r>
     </w:p>
     <w:p>
@@ -8162,14 +8584,14 @@
         </w:tblCellMar>
       </w:tblPr>
       <w:tblGrid>
-        <w:gridCol w:w="2999"/>
-        <w:gridCol w:w="6746"/>
+        <w:gridCol w:w="2998"/>
+        <w:gridCol w:w="6747"/>
       </w:tblGrid>
       <w:tr>
         <w:trPr/>
         <w:tc>
           <w:tcPr>
-            <w:tcW w:w="2999" w:type="dxa"/>
+            <w:tcW w:w="2998" w:type="dxa"/>
             <w:tcBorders>
               <w:top w:val="single" w:sz="2" w:space="0" w:color="CCCCCC"/>
               <w:left w:val="single" w:sz="2" w:space="0" w:color="CCCCCC"/>
@@ -8198,7 +8620,7 @@
         </w:tc>
         <w:tc>
           <w:tcPr>
-            <w:tcW w:w="6746" w:type="dxa"/>
+            <w:tcW w:w="6747" w:type="dxa"/>
             <w:tcBorders>
               <w:top w:val="single" w:sz="2" w:space="0" w:color="CCCCCC"/>
               <w:left w:val="single" w:sz="2" w:space="0" w:color="CCCCCC"/>
@@ -8228,7 +8650,7 @@
         <w:trPr/>
         <w:tc>
           <w:tcPr>
-            <w:tcW w:w="2999" w:type="dxa"/>
+            <w:tcW w:w="2998" w:type="dxa"/>
             <w:tcBorders>
               <w:top w:val="single" w:sz="2" w:space="0" w:color="CCCCCC"/>
               <w:left w:val="single" w:sz="2" w:space="0" w:color="CCCCCC"/>
@@ -8257,7 +8679,7 @@
         </w:tc>
         <w:tc>
           <w:tcPr>
-            <w:tcW w:w="6746" w:type="dxa"/>
+            <w:tcW w:w="6747" w:type="dxa"/>
             <w:tcBorders>
               <w:top w:val="single" w:sz="2" w:space="0" w:color="CCCCCC"/>
               <w:left w:val="single" w:sz="2" w:space="0" w:color="CCCCCC"/>
@@ -8287,7 +8709,7 @@
         <w:trPr/>
         <w:tc>
           <w:tcPr>
-            <w:tcW w:w="2999" w:type="dxa"/>
+            <w:tcW w:w="2998" w:type="dxa"/>
             <w:tcBorders>
               <w:top w:val="single" w:sz="2" w:space="0" w:color="CCCCCC"/>
               <w:left w:val="single" w:sz="2" w:space="0" w:color="CCCCCC"/>
@@ -8316,7 +8738,7 @@
         </w:tc>
         <w:tc>
           <w:tcPr>
-            <w:tcW w:w="6746" w:type="dxa"/>
+            <w:tcW w:w="6747" w:type="dxa"/>
             <w:tcBorders>
               <w:top w:val="single" w:sz="2" w:space="0" w:color="CCCCCC"/>
               <w:left w:val="single" w:sz="2" w:space="0" w:color="CCCCCC"/>
@@ -8346,7 +8768,7 @@
         <w:trPr/>
         <w:tc>
           <w:tcPr>
-            <w:tcW w:w="2999" w:type="dxa"/>
+            <w:tcW w:w="2998" w:type="dxa"/>
             <w:tcBorders>
               <w:top w:val="single" w:sz="2" w:space="0" w:color="CCCCCC"/>
               <w:left w:val="single" w:sz="2" w:space="0" w:color="CCCCCC"/>
@@ -8375,7 +8797,7 @@
         </w:tc>
         <w:tc>
           <w:tcPr>
-            <w:tcW w:w="6746" w:type="dxa"/>
+            <w:tcW w:w="6747" w:type="dxa"/>
             <w:tcBorders>
               <w:top w:val="single" w:sz="2" w:space="0" w:color="CCCCCC"/>
               <w:left w:val="single" w:sz="2" w:space="0" w:color="CCCCCC"/>
@@ -8405,7 +8827,7 @@
         <w:trPr/>
         <w:tc>
           <w:tcPr>
-            <w:tcW w:w="2999" w:type="dxa"/>
+            <w:tcW w:w="2998" w:type="dxa"/>
             <w:tcBorders>
               <w:top w:val="single" w:sz="2" w:space="0" w:color="CCCCCC"/>
               <w:left w:val="single" w:sz="2" w:space="0" w:color="CCCCCC"/>
@@ -8434,7 +8856,7 @@
         </w:tc>
         <w:tc>
           <w:tcPr>
-            <w:tcW w:w="6746" w:type="dxa"/>
+            <w:tcW w:w="6747" w:type="dxa"/>
             <w:tcBorders>
               <w:top w:val="single" w:sz="2" w:space="0" w:color="CCCCCC"/>
               <w:left w:val="single" w:sz="2" w:space="0" w:color="CCCCCC"/>
@@ -8464,7 +8886,7 @@
         <w:trPr/>
         <w:tc>
           <w:tcPr>
-            <w:tcW w:w="2999" w:type="dxa"/>
+            <w:tcW w:w="2998" w:type="dxa"/>
             <w:tcBorders>
               <w:top w:val="single" w:sz="2" w:space="0" w:color="CCCCCC"/>
               <w:left w:val="single" w:sz="2" w:space="0" w:color="CCCCCC"/>
@@ -8493,7 +8915,7 @@
         </w:tc>
         <w:tc>
           <w:tcPr>
-            <w:tcW w:w="6746" w:type="dxa"/>
+            <w:tcW w:w="6747" w:type="dxa"/>
             <w:tcBorders>
               <w:top w:val="single" w:sz="2" w:space="0" w:color="CCCCCC"/>
               <w:left w:val="single" w:sz="2" w:space="0" w:color="CCCCCC"/>
@@ -8523,7 +8945,7 @@
         <w:trPr/>
         <w:tc>
           <w:tcPr>
-            <w:tcW w:w="2999" w:type="dxa"/>
+            <w:tcW w:w="2998" w:type="dxa"/>
             <w:tcBorders>
               <w:top w:val="single" w:sz="2" w:space="0" w:color="CCCCCC"/>
               <w:left w:val="single" w:sz="2" w:space="0" w:color="CCCCCC"/>
@@ -8552,7 +8974,7 @@
         </w:tc>
         <w:tc>
           <w:tcPr>
-            <w:tcW w:w="6746" w:type="dxa"/>
+            <w:tcW w:w="6747" w:type="dxa"/>
             <w:tcBorders>
               <w:top w:val="single" w:sz="2" w:space="0" w:color="CCCCCC"/>
               <w:left w:val="single" w:sz="2" w:space="0" w:color="CCCCCC"/>
@@ -8621,14 +9043,14 @@
         </w:tblCellMar>
       </w:tblPr>
       <w:tblGrid>
-        <w:gridCol w:w="2999"/>
-        <w:gridCol w:w="6746"/>
+        <w:gridCol w:w="2998"/>
+        <w:gridCol w:w="6747"/>
       </w:tblGrid>
       <w:tr>
         <w:trPr/>
         <w:tc>
           <w:tcPr>
-            <w:tcW w:w="2999" w:type="dxa"/>
+            <w:tcW w:w="2998" w:type="dxa"/>
             <w:tcBorders>
               <w:top w:val="single" w:sz="2" w:space="0" w:color="CCCCCC"/>
               <w:left w:val="single" w:sz="2" w:space="0" w:color="CCCCCC"/>
@@ -8657,7 +9079,7 @@
         </w:tc>
         <w:tc>
           <w:tcPr>
-            <w:tcW w:w="6746" w:type="dxa"/>
+            <w:tcW w:w="6747" w:type="dxa"/>
             <w:tcBorders>
               <w:top w:val="single" w:sz="2" w:space="0" w:color="CCCCCC"/>
               <w:left w:val="single" w:sz="2" w:space="0" w:color="CCCCCC"/>
@@ -8687,7 +9109,7 @@
         <w:trPr/>
         <w:tc>
           <w:tcPr>
-            <w:tcW w:w="2999" w:type="dxa"/>
+            <w:tcW w:w="2998" w:type="dxa"/>
             <w:tcBorders>
               <w:top w:val="single" w:sz="2" w:space="0" w:color="CCCCCC"/>
               <w:left w:val="single" w:sz="2" w:space="0" w:color="CCCCCC"/>
@@ -8716,7 +9138,7 @@
         </w:tc>
         <w:tc>
           <w:tcPr>
-            <w:tcW w:w="6746" w:type="dxa"/>
+            <w:tcW w:w="6747" w:type="dxa"/>
             <w:tcBorders>
               <w:top w:val="single" w:sz="2" w:space="0" w:color="CCCCCC"/>
               <w:left w:val="single" w:sz="2" w:space="0" w:color="CCCCCC"/>
@@ -8746,7 +9168,7 @@
         <w:trPr/>
         <w:tc>
           <w:tcPr>
-            <w:tcW w:w="2999" w:type="dxa"/>
+            <w:tcW w:w="2998" w:type="dxa"/>
             <w:tcBorders>
               <w:top w:val="single" w:sz="2" w:space="0" w:color="CCCCCC"/>
               <w:left w:val="single" w:sz="2" w:space="0" w:color="CCCCCC"/>
@@ -8775,7 +9197,7 @@
         </w:tc>
         <w:tc>
           <w:tcPr>
-            <w:tcW w:w="6746" w:type="dxa"/>
+            <w:tcW w:w="6747" w:type="dxa"/>
             <w:tcBorders>
               <w:top w:val="single" w:sz="2" w:space="0" w:color="CCCCCC"/>
               <w:left w:val="single" w:sz="2" w:space="0" w:color="CCCCCC"/>
@@ -8805,7 +9227,7 @@
         <w:trPr/>
         <w:tc>
           <w:tcPr>
-            <w:tcW w:w="2999" w:type="dxa"/>
+            <w:tcW w:w="2998" w:type="dxa"/>
             <w:tcBorders>
               <w:top w:val="single" w:sz="2" w:space="0" w:color="CCCCCC"/>
               <w:left w:val="single" w:sz="2" w:space="0" w:color="CCCCCC"/>
@@ -8834,7 +9256,7 @@
         </w:tc>
         <w:tc>
           <w:tcPr>
-            <w:tcW w:w="6746" w:type="dxa"/>
+            <w:tcW w:w="6747" w:type="dxa"/>
             <w:tcBorders>
               <w:top w:val="single" w:sz="2" w:space="0" w:color="CCCCCC"/>
               <w:left w:val="single" w:sz="2" w:space="0" w:color="CCCCCC"/>
@@ -8864,7 +9286,7 @@
         <w:trPr/>
         <w:tc>
           <w:tcPr>
-            <w:tcW w:w="2999" w:type="dxa"/>
+            <w:tcW w:w="2998" w:type="dxa"/>
             <w:tcBorders>
               <w:top w:val="single" w:sz="2" w:space="0" w:color="CCCCCC"/>
               <w:left w:val="single" w:sz="2" w:space="0" w:color="CCCCCC"/>
@@ -8893,7 +9315,7 @@
         </w:tc>
         <w:tc>
           <w:tcPr>
-            <w:tcW w:w="6746" w:type="dxa"/>
+            <w:tcW w:w="6747" w:type="dxa"/>
             <w:tcBorders>
               <w:top w:val="single" w:sz="2" w:space="0" w:color="CCCCCC"/>
               <w:left w:val="single" w:sz="2" w:space="0" w:color="CCCCCC"/>
@@ -8962,14 +9384,14 @@
         </w:tblCellMar>
       </w:tblPr>
       <w:tblGrid>
-        <w:gridCol w:w="2999"/>
-        <w:gridCol w:w="6746"/>
+        <w:gridCol w:w="2998"/>
+        <w:gridCol w:w="6747"/>
       </w:tblGrid>
       <w:tr>
         <w:trPr/>
         <w:tc>
           <w:tcPr>
-            <w:tcW w:w="2999" w:type="dxa"/>
+            <w:tcW w:w="2998" w:type="dxa"/>
             <w:tcBorders>
               <w:top w:val="single" w:sz="2" w:space="0" w:color="CCCCCC"/>
               <w:left w:val="single" w:sz="2" w:space="0" w:color="CCCCCC"/>
@@ -8998,7 +9420,7 @@
         </w:tc>
         <w:tc>
           <w:tcPr>
-            <w:tcW w:w="6746" w:type="dxa"/>
+            <w:tcW w:w="6747" w:type="dxa"/>
             <w:tcBorders>
               <w:top w:val="single" w:sz="2" w:space="0" w:color="CCCCCC"/>
               <w:left w:val="single" w:sz="2" w:space="0" w:color="CCCCCC"/>
@@ -9028,7 +9450,7 @@
         <w:trPr/>
         <w:tc>
           <w:tcPr>
-            <w:tcW w:w="2999" w:type="dxa"/>
+            <w:tcW w:w="2998" w:type="dxa"/>
             <w:tcBorders>
               <w:top w:val="single" w:sz="2" w:space="0" w:color="CCCCCC"/>
               <w:left w:val="single" w:sz="2" w:space="0" w:color="CCCCCC"/>
@@ -9057,7 +9479,7 @@
         </w:tc>
         <w:tc>
           <w:tcPr>
-            <w:tcW w:w="6746" w:type="dxa"/>
+            <w:tcW w:w="6747" w:type="dxa"/>
             <w:tcBorders>
               <w:top w:val="single" w:sz="2" w:space="0" w:color="CCCCCC"/>
               <w:left w:val="single" w:sz="2" w:space="0" w:color="CCCCCC"/>
@@ -9087,7 +9509,7 @@
         <w:trPr/>
         <w:tc>
           <w:tcPr>
-            <w:tcW w:w="2999" w:type="dxa"/>
+            <w:tcW w:w="2998" w:type="dxa"/>
             <w:tcBorders>
               <w:top w:val="single" w:sz="2" w:space="0" w:color="CCCCCC"/>
               <w:left w:val="single" w:sz="2" w:space="0" w:color="CCCCCC"/>
@@ -9116,7 +9538,7 @@
         </w:tc>
         <w:tc>
           <w:tcPr>
-            <w:tcW w:w="6746" w:type="dxa"/>
+            <w:tcW w:w="6747" w:type="dxa"/>
             <w:tcBorders>
               <w:top w:val="single" w:sz="2" w:space="0" w:color="CCCCCC"/>
               <w:left w:val="single" w:sz="2" w:space="0" w:color="CCCCCC"/>
@@ -9146,7 +9568,7 @@
         <w:trPr/>
         <w:tc>
           <w:tcPr>
-            <w:tcW w:w="2999" w:type="dxa"/>
+            <w:tcW w:w="2998" w:type="dxa"/>
             <w:tcBorders>
               <w:top w:val="single" w:sz="2" w:space="0" w:color="CCCCCC"/>
               <w:left w:val="single" w:sz="2" w:space="0" w:color="CCCCCC"/>
@@ -9175,7 +9597,7 @@
         </w:tc>
         <w:tc>
           <w:tcPr>
-            <w:tcW w:w="6746" w:type="dxa"/>
+            <w:tcW w:w="6747" w:type="dxa"/>
             <w:tcBorders>
               <w:top w:val="single" w:sz="2" w:space="0" w:color="CCCCCC"/>
               <w:left w:val="single" w:sz="2" w:space="0" w:color="CCCCCC"/>
@@ -9205,7 +9627,7 @@
         <w:trPr/>
         <w:tc>
           <w:tcPr>
-            <w:tcW w:w="2999" w:type="dxa"/>
+            <w:tcW w:w="2998" w:type="dxa"/>
             <w:tcBorders>
               <w:top w:val="single" w:sz="2" w:space="0" w:color="CCCCCC"/>
               <w:left w:val="single" w:sz="2" w:space="0" w:color="CCCCCC"/>
@@ -9234,7 +9656,7 @@
         </w:tc>
         <w:tc>
           <w:tcPr>
-            <w:tcW w:w="6746" w:type="dxa"/>
+            <w:tcW w:w="6747" w:type="dxa"/>
             <w:tcBorders>
               <w:top w:val="single" w:sz="2" w:space="0" w:color="CCCCCC"/>
               <w:left w:val="single" w:sz="2" w:space="0" w:color="CCCCCC"/>
@@ -9303,14 +9725,14 @@
         </w:tblCellMar>
       </w:tblPr>
       <w:tblGrid>
-        <w:gridCol w:w="2999"/>
-        <w:gridCol w:w="6746"/>
+        <w:gridCol w:w="2998"/>
+        <w:gridCol w:w="6747"/>
       </w:tblGrid>
       <w:tr>
         <w:trPr/>
         <w:tc>
           <w:tcPr>
-            <w:tcW w:w="2999" w:type="dxa"/>
+            <w:tcW w:w="2998" w:type="dxa"/>
             <w:tcBorders>
               <w:top w:val="single" w:sz="2" w:space="0" w:color="CCCCCC"/>
               <w:left w:val="single" w:sz="2" w:space="0" w:color="CCCCCC"/>
@@ -9339,7 +9761,7 @@
         </w:tc>
         <w:tc>
           <w:tcPr>
-            <w:tcW w:w="6746" w:type="dxa"/>
+            <w:tcW w:w="6747" w:type="dxa"/>
             <w:tcBorders>
               <w:top w:val="single" w:sz="2" w:space="0" w:color="CCCCCC"/>
               <w:left w:val="single" w:sz="2" w:space="0" w:color="CCCCCC"/>
@@ -9369,7 +9791,7 @@
         <w:trPr/>
         <w:tc>
           <w:tcPr>
-            <w:tcW w:w="2999" w:type="dxa"/>
+            <w:tcW w:w="2998" w:type="dxa"/>
             <w:tcBorders>
               <w:top w:val="single" w:sz="2" w:space="0" w:color="CCCCCC"/>
               <w:left w:val="single" w:sz="2" w:space="0" w:color="CCCCCC"/>
@@ -9398,7 +9820,7 @@
         </w:tc>
         <w:tc>
           <w:tcPr>
-            <w:tcW w:w="6746" w:type="dxa"/>
+            <w:tcW w:w="6747" w:type="dxa"/>
             <w:tcBorders>
               <w:top w:val="single" w:sz="2" w:space="0" w:color="CCCCCC"/>
               <w:left w:val="single" w:sz="2" w:space="0" w:color="CCCCCC"/>
@@ -9428,7 +9850,7 @@
         <w:trPr/>
         <w:tc>
           <w:tcPr>
-            <w:tcW w:w="2999" w:type="dxa"/>
+            <w:tcW w:w="2998" w:type="dxa"/>
             <w:tcBorders>
               <w:top w:val="single" w:sz="2" w:space="0" w:color="CCCCCC"/>
               <w:left w:val="single" w:sz="2" w:space="0" w:color="CCCCCC"/>
@@ -9457,7 +9879,7 @@
         </w:tc>
         <w:tc>
           <w:tcPr>
-            <w:tcW w:w="6746" w:type="dxa"/>
+            <w:tcW w:w="6747" w:type="dxa"/>
             <w:tcBorders>
               <w:top w:val="single" w:sz="2" w:space="0" w:color="CCCCCC"/>
               <w:left w:val="single" w:sz="2" w:space="0" w:color="CCCCCC"/>
@@ -9487,7 +9909,7 @@
         <w:trPr/>
         <w:tc>
           <w:tcPr>
-            <w:tcW w:w="2999" w:type="dxa"/>
+            <w:tcW w:w="2998" w:type="dxa"/>
             <w:tcBorders>
               <w:top w:val="single" w:sz="2" w:space="0" w:color="CCCCCC"/>
               <w:left w:val="single" w:sz="2" w:space="0" w:color="CCCCCC"/>
@@ -9516,7 +9938,7 @@
         </w:tc>
         <w:tc>
           <w:tcPr>
-            <w:tcW w:w="6746" w:type="dxa"/>
+            <w:tcW w:w="6747" w:type="dxa"/>
             <w:tcBorders>
               <w:top w:val="single" w:sz="2" w:space="0" w:color="CCCCCC"/>
               <w:left w:val="single" w:sz="2" w:space="0" w:color="CCCCCC"/>
@@ -9546,7 +9968,7 @@
         <w:trPr/>
         <w:tc>
           <w:tcPr>
-            <w:tcW w:w="2999" w:type="dxa"/>
+            <w:tcW w:w="2998" w:type="dxa"/>
             <w:tcBorders>
               <w:top w:val="single" w:sz="2" w:space="0" w:color="CCCCCC"/>
               <w:left w:val="single" w:sz="2" w:space="0" w:color="CCCCCC"/>
@@ -9575,7 +9997,7 @@
         </w:tc>
         <w:tc>
           <w:tcPr>
-            <w:tcW w:w="6746" w:type="dxa"/>
+            <w:tcW w:w="6747" w:type="dxa"/>
             <w:tcBorders>
               <w:top w:val="single" w:sz="2" w:space="0" w:color="CCCCCC"/>
               <w:left w:val="single" w:sz="2" w:space="0" w:color="CCCCCC"/>
@@ -9605,7 +10027,7 @@
         <w:trPr/>
         <w:tc>
           <w:tcPr>
-            <w:tcW w:w="2999" w:type="dxa"/>
+            <w:tcW w:w="2998" w:type="dxa"/>
             <w:tcBorders>
               <w:top w:val="single" w:sz="2" w:space="0" w:color="CCCCCC"/>
               <w:left w:val="single" w:sz="2" w:space="0" w:color="CCCCCC"/>
@@ -9634,7 +10056,7 @@
         </w:tc>
         <w:tc>
           <w:tcPr>
-            <w:tcW w:w="6746" w:type="dxa"/>
+            <w:tcW w:w="6747" w:type="dxa"/>
             <w:tcBorders>
               <w:top w:val="single" w:sz="2" w:space="0" w:color="CCCCCC"/>
               <w:left w:val="single" w:sz="2" w:space="0" w:color="CCCCCC"/>
@@ -9703,14 +10125,14 @@
         </w:tblCellMar>
       </w:tblPr>
       <w:tblGrid>
-        <w:gridCol w:w="2999"/>
-        <w:gridCol w:w="6746"/>
+        <w:gridCol w:w="2998"/>
+        <w:gridCol w:w="6747"/>
       </w:tblGrid>
       <w:tr>
         <w:trPr/>
         <w:tc>
           <w:tcPr>
-            <w:tcW w:w="2999" w:type="dxa"/>
+            <w:tcW w:w="2998" w:type="dxa"/>
             <w:tcBorders>
               <w:top w:val="single" w:sz="2" w:space="0" w:color="CCCCCC"/>
               <w:left w:val="single" w:sz="2" w:space="0" w:color="CCCCCC"/>
@@ -9739,7 +10161,7 @@
         </w:tc>
         <w:tc>
           <w:tcPr>
-            <w:tcW w:w="6746" w:type="dxa"/>
+            <w:tcW w:w="6747" w:type="dxa"/>
             <w:tcBorders>
               <w:top w:val="single" w:sz="2" w:space="0" w:color="CCCCCC"/>
               <w:left w:val="single" w:sz="2" w:space="0" w:color="CCCCCC"/>
@@ -9769,7 +10191,7 @@
         <w:trPr/>
         <w:tc>
           <w:tcPr>
-            <w:tcW w:w="2999" w:type="dxa"/>
+            <w:tcW w:w="2998" w:type="dxa"/>
             <w:tcBorders>
               <w:top w:val="single" w:sz="2" w:space="0" w:color="CCCCCC"/>
               <w:left w:val="single" w:sz="2" w:space="0" w:color="CCCCCC"/>
@@ -9798,7 +10220,7 @@
         </w:tc>
         <w:tc>
           <w:tcPr>
-            <w:tcW w:w="6746" w:type="dxa"/>
+            <w:tcW w:w="6747" w:type="dxa"/>
             <w:tcBorders>
               <w:top w:val="single" w:sz="2" w:space="0" w:color="CCCCCC"/>
               <w:left w:val="single" w:sz="2" w:space="0" w:color="CCCCCC"/>
@@ -9828,7 +10250,7 @@
         <w:trPr/>
         <w:tc>
           <w:tcPr>
-            <w:tcW w:w="2999" w:type="dxa"/>
+            <w:tcW w:w="2998" w:type="dxa"/>
             <w:tcBorders>
               <w:top w:val="single" w:sz="2" w:space="0" w:color="CCCCCC"/>
               <w:left w:val="single" w:sz="2" w:space="0" w:color="CCCCCC"/>
@@ -9857,7 +10279,7 @@
         </w:tc>
         <w:tc>
           <w:tcPr>
-            <w:tcW w:w="6746" w:type="dxa"/>
+            <w:tcW w:w="6747" w:type="dxa"/>
             <w:tcBorders>
               <w:top w:val="single" w:sz="2" w:space="0" w:color="CCCCCC"/>
               <w:left w:val="single" w:sz="2" w:space="0" w:color="CCCCCC"/>
@@ -9917,7 +10339,7 @@
         <w:pStyle w:val="ListParagraph"/>
         <w:numPr>
           <w:ilvl w:val="0"/>
-          <w:numId w:val="1"/>
+          <w:numId w:val="42"/>
         </w:numPr>
         <w:spacing w:before="40" w:after="60"/>
         <w:rPr/>
@@ -9937,7 +10359,7 @@
         <w:pStyle w:val="ListParagraph"/>
         <w:numPr>
           <w:ilvl w:val="0"/>
-          <w:numId w:val="1"/>
+          <w:numId w:val="43"/>
         </w:numPr>
         <w:spacing w:before="40" w:after="60"/>
         <w:rPr/>
@@ -9957,7 +10379,7 @@
         <w:pStyle w:val="ListParagraph"/>
         <w:numPr>
           <w:ilvl w:val="0"/>
-          <w:numId w:val="1"/>
+          <w:numId w:val="44"/>
         </w:numPr>
         <w:spacing w:before="40" w:after="60"/>
         <w:rPr/>
@@ -9977,7 +10399,7 @@
         <w:pStyle w:val="ListParagraph"/>
         <w:numPr>
           <w:ilvl w:val="0"/>
-          <w:numId w:val="1"/>
+          <w:numId w:val="45"/>
         </w:numPr>
         <w:spacing w:before="40" w:after="60"/>
         <w:rPr/>
@@ -9997,7 +10419,7 @@
         <w:pStyle w:val="ListParagraph"/>
         <w:numPr>
           <w:ilvl w:val="0"/>
-          <w:numId w:val="1"/>
+          <w:numId w:val="46"/>
         </w:numPr>
         <w:spacing w:before="40" w:after="60"/>
         <w:rPr/>
@@ -10128,71 +10550,7 @@
           <w:sz w:val="22"/>
           <w:szCs w:val="22"/>
         </w:rPr>
-        <w:t>By calling it as a subprocess and displaying the command, sslOpenCrypt teaches the tool that users will</w:t>
-      </w:r>
-    </w:p>
-    <w:p>
-      <w:pPr>
-        <w:pStyle w:val="Normal"/>
-        <w:pBdr>
-          <w:left w:val="single" w:sz="12" w:space="0" w:color="E8A020"/>
-        </w:pBdr>
-        <w:shd w:val="clear" w:fill="FDF6E3"/>
-        <w:spacing w:before="0" w:after="0"/>
-        <w:ind w:left="280" w:right="280"/>
-        <w:rPr/>
-      </w:pPr>
-      <w:r>
-        <w:rPr>
-          <w:rFonts w:eastAsia="Arial" w:cs="Arial"/>
-          <w:color w:val="1A1A2E"/>
-          <w:sz w:val="22"/>
-          <w:szCs w:val="22"/>
-        </w:rPr>
-        <w:t>encounter everywhere — on servers, in Docker images, in CI scripts. The Python cryptography library</w:t>
-      </w:r>
-    </w:p>
-    <w:p>
-      <w:pPr>
-        <w:pStyle w:val="Normal"/>
-        <w:pBdr>
-          <w:left w:val="single" w:sz="12" w:space="0" w:color="E8A020"/>
-        </w:pBdr>
-        <w:shd w:val="clear" w:fill="FDF6E3"/>
-        <w:spacing w:before="0" w:after="0"/>
-        <w:ind w:left="280" w:right="280"/>
-        <w:rPr/>
-      </w:pPr>
-      <w:r>
-        <w:rPr>
-          <w:rFonts w:eastAsia="Arial" w:cs="Arial"/>
-          <w:color w:val="1A1A2E"/>
-          <w:sz w:val="22"/>
-          <w:szCs w:val="22"/>
-        </w:rPr>
-        <w:t>is used only for parsing output and validation where the CLI output is harder to machine-read,</w:t>
-      </w:r>
-    </w:p>
-    <w:p>
-      <w:pPr>
-        <w:pStyle w:val="Normal"/>
-        <w:pBdr>
-          <w:left w:val="single" w:sz="12" w:space="0" w:color="E8A020"/>
-          <w:bottom w:val="single" w:sz="4" w:space="0" w:color="E8A020"/>
-        </w:pBdr>
-        <w:shd w:val="clear" w:fill="FDF6E3"/>
-        <w:spacing w:before="0" w:after="80"/>
-        <w:ind w:left="280" w:right="280"/>
-        <w:rPr/>
-      </w:pPr>
-      <w:r>
-        <w:rPr>
-          <w:rFonts w:eastAsia="Arial" w:cs="Arial"/>
-          <w:color w:val="1A1A2E"/>
-          <w:sz w:val="22"/>
-          <w:szCs w:val="22"/>
-        </w:rPr>
-        <w:t>and for the in-app educational visualisations.</w:t>
+        <w:t>By calling it as a subprocess and displaying the command, sslOpenCrypt teaches the tool that users will encounter everywhere — on servers, in Docker images, in CI scripts. The Python cryptography library is used only for parsing output and validation where the CLI output is harder to machine-read, and for the in-app educational visualisations.</w:t>
       </w:r>
     </w:p>
     <w:p>
@@ -10237,14 +10595,14 @@
         </w:tblCellMar>
       </w:tblPr>
       <w:tblGrid>
-        <w:gridCol w:w="2999"/>
-        <w:gridCol w:w="6746"/>
+        <w:gridCol w:w="2998"/>
+        <w:gridCol w:w="6747"/>
       </w:tblGrid>
       <w:tr>
         <w:trPr/>
         <w:tc>
           <w:tcPr>
-            <w:tcW w:w="2999" w:type="dxa"/>
+            <w:tcW w:w="2998" w:type="dxa"/>
             <w:tcBorders>
               <w:top w:val="single" w:sz="2" w:space="0" w:color="CCCCCC"/>
               <w:left w:val="single" w:sz="2" w:space="0" w:color="CCCCCC"/>
@@ -10273,7 +10631,7 @@
         </w:tc>
         <w:tc>
           <w:tcPr>
-            <w:tcW w:w="6746" w:type="dxa"/>
+            <w:tcW w:w="6747" w:type="dxa"/>
             <w:tcBorders>
               <w:top w:val="single" w:sz="2" w:space="0" w:color="CCCCCC"/>
               <w:left w:val="single" w:sz="2" w:space="0" w:color="CCCCCC"/>
@@ -10303,7 +10661,7 @@
         <w:trPr/>
         <w:tc>
           <w:tcPr>
-            <w:tcW w:w="2999" w:type="dxa"/>
+            <w:tcW w:w="2998" w:type="dxa"/>
             <w:tcBorders>
               <w:top w:val="single" w:sz="2" w:space="0" w:color="CCCCCC"/>
               <w:left w:val="single" w:sz="2" w:space="0" w:color="CCCCCC"/>
@@ -10332,7 +10690,7 @@
         </w:tc>
         <w:tc>
           <w:tcPr>
-            <w:tcW w:w="6746" w:type="dxa"/>
+            <w:tcW w:w="6747" w:type="dxa"/>
             <w:tcBorders>
               <w:top w:val="single" w:sz="2" w:space="0" w:color="CCCCCC"/>
               <w:left w:val="single" w:sz="2" w:space="0" w:color="CCCCCC"/>
@@ -10362,7 +10720,7 @@
         <w:trPr/>
         <w:tc>
           <w:tcPr>
-            <w:tcW w:w="2999" w:type="dxa"/>
+            <w:tcW w:w="2998" w:type="dxa"/>
             <w:tcBorders>
               <w:top w:val="single" w:sz="2" w:space="0" w:color="CCCCCC"/>
               <w:left w:val="single" w:sz="2" w:space="0" w:color="CCCCCC"/>
@@ -10391,7 +10749,7 @@
         </w:tc>
         <w:tc>
           <w:tcPr>
-            <w:tcW w:w="6746" w:type="dxa"/>
+            <w:tcW w:w="6747" w:type="dxa"/>
             <w:tcBorders>
               <w:top w:val="single" w:sz="2" w:space="0" w:color="CCCCCC"/>
               <w:left w:val="single" w:sz="2" w:space="0" w:color="CCCCCC"/>
@@ -10421,7 +10779,7 @@
         <w:trPr/>
         <w:tc>
           <w:tcPr>
-            <w:tcW w:w="2999" w:type="dxa"/>
+            <w:tcW w:w="2998" w:type="dxa"/>
             <w:tcBorders>
               <w:top w:val="single" w:sz="2" w:space="0" w:color="CCCCCC"/>
               <w:left w:val="single" w:sz="2" w:space="0" w:color="CCCCCC"/>
@@ -10450,7 +10808,7 @@
         </w:tc>
         <w:tc>
           <w:tcPr>
-            <w:tcW w:w="6746" w:type="dxa"/>
+            <w:tcW w:w="6747" w:type="dxa"/>
             <w:tcBorders>
               <w:top w:val="single" w:sz="2" w:space="0" w:color="CCCCCC"/>
               <w:left w:val="single" w:sz="2" w:space="0" w:color="CCCCCC"/>
@@ -10510,7 +10868,7 @@
         <w:pStyle w:val="ListParagraph"/>
         <w:numPr>
           <w:ilvl w:val="0"/>
-          <w:numId w:val="1"/>
+          <w:numId w:val="47"/>
         </w:numPr>
         <w:spacing w:before="40" w:after="60"/>
         <w:rPr/>
@@ -10530,7 +10888,7 @@
         <w:pStyle w:val="ListParagraph"/>
         <w:numPr>
           <w:ilvl w:val="0"/>
-          <w:numId w:val="1"/>
+          <w:numId w:val="48"/>
         </w:numPr>
         <w:spacing w:before="40" w:after="60"/>
         <w:rPr/>
@@ -10550,7 +10908,7 @@
         <w:pStyle w:val="ListParagraph"/>
         <w:numPr>
           <w:ilvl w:val="0"/>
-          <w:numId w:val="1"/>
+          <w:numId w:val="49"/>
         </w:numPr>
         <w:spacing w:before="40" w:after="60"/>
         <w:rPr/>
@@ -10570,7 +10928,7 @@
         <w:pStyle w:val="ListParagraph"/>
         <w:numPr>
           <w:ilvl w:val="0"/>
-          <w:numId w:val="1"/>
+          <w:numId w:val="50"/>
         </w:numPr>
         <w:spacing w:before="40" w:after="60"/>
         <w:rPr/>
@@ -10590,7 +10948,7 @@
         <w:pStyle w:val="ListParagraph"/>
         <w:numPr>
           <w:ilvl w:val="0"/>
-          <w:numId w:val="1"/>
+          <w:numId w:val="51"/>
         </w:numPr>
         <w:spacing w:before="40" w:after="60"/>
         <w:rPr/>
@@ -10610,7 +10968,7 @@
         <w:pStyle w:val="ListParagraph"/>
         <w:numPr>
           <w:ilvl w:val="0"/>
-          <w:numId w:val="1"/>
+          <w:numId w:val="52"/>
         </w:numPr>
         <w:spacing w:before="40" w:after="60"/>
         <w:rPr/>
@@ -11770,14 +12128,14 @@
         </w:tblCellMar>
       </w:tblPr>
       <w:tblGrid>
-        <w:gridCol w:w="2999"/>
-        <w:gridCol w:w="6746"/>
+        <w:gridCol w:w="2998"/>
+        <w:gridCol w:w="6747"/>
       </w:tblGrid>
       <w:tr>
         <w:trPr/>
         <w:tc>
           <w:tcPr>
-            <w:tcW w:w="2999" w:type="dxa"/>
+            <w:tcW w:w="2998" w:type="dxa"/>
             <w:tcBorders>
               <w:top w:val="single" w:sz="2" w:space="0" w:color="CCCCCC"/>
               <w:left w:val="single" w:sz="2" w:space="0" w:color="CCCCCC"/>
@@ -11806,7 +12164,7 @@
         </w:tc>
         <w:tc>
           <w:tcPr>
-            <w:tcW w:w="6746" w:type="dxa"/>
+            <w:tcW w:w="6747" w:type="dxa"/>
             <w:tcBorders>
               <w:top w:val="single" w:sz="2" w:space="0" w:color="CCCCCC"/>
               <w:left w:val="single" w:sz="2" w:space="0" w:color="CCCCCC"/>
@@ -11836,7 +12194,7 @@
         <w:trPr/>
         <w:tc>
           <w:tcPr>
-            <w:tcW w:w="2999" w:type="dxa"/>
+            <w:tcW w:w="2998" w:type="dxa"/>
             <w:tcBorders>
               <w:top w:val="single" w:sz="2" w:space="0" w:color="CCCCCC"/>
               <w:left w:val="single" w:sz="2" w:space="0" w:color="CCCCCC"/>
@@ -11865,7 +12223,7 @@
         </w:tc>
         <w:tc>
           <w:tcPr>
-            <w:tcW w:w="6746" w:type="dxa"/>
+            <w:tcW w:w="6747" w:type="dxa"/>
             <w:tcBorders>
               <w:top w:val="single" w:sz="2" w:space="0" w:color="CCCCCC"/>
               <w:left w:val="single" w:sz="2" w:space="0" w:color="CCCCCC"/>
@@ -11895,7 +12253,7 @@
         <w:trPr/>
         <w:tc>
           <w:tcPr>
-            <w:tcW w:w="2999" w:type="dxa"/>
+            <w:tcW w:w="2998" w:type="dxa"/>
             <w:tcBorders>
               <w:top w:val="single" w:sz="2" w:space="0" w:color="CCCCCC"/>
               <w:left w:val="single" w:sz="2" w:space="0" w:color="CCCCCC"/>
@@ -11924,7 +12282,7 @@
         </w:tc>
         <w:tc>
           <w:tcPr>
-            <w:tcW w:w="6746" w:type="dxa"/>
+            <w:tcW w:w="6747" w:type="dxa"/>
             <w:tcBorders>
               <w:top w:val="single" w:sz="2" w:space="0" w:color="CCCCCC"/>
               <w:left w:val="single" w:sz="2" w:space="0" w:color="CCCCCC"/>
@@ -11954,7 +12312,7 @@
         <w:trPr/>
         <w:tc>
           <w:tcPr>
-            <w:tcW w:w="2999" w:type="dxa"/>
+            <w:tcW w:w="2998" w:type="dxa"/>
             <w:tcBorders>
               <w:top w:val="single" w:sz="2" w:space="0" w:color="CCCCCC"/>
               <w:left w:val="single" w:sz="2" w:space="0" w:color="CCCCCC"/>
@@ -11983,7 +12341,7 @@
         </w:tc>
         <w:tc>
           <w:tcPr>
-            <w:tcW w:w="6746" w:type="dxa"/>
+            <w:tcW w:w="6747" w:type="dxa"/>
             <w:tcBorders>
               <w:top w:val="single" w:sz="2" w:space="0" w:color="CCCCCC"/>
               <w:left w:val="single" w:sz="2" w:space="0" w:color="CCCCCC"/>
@@ -12013,7 +12371,7 @@
         <w:trPr/>
         <w:tc>
           <w:tcPr>
-            <w:tcW w:w="2999" w:type="dxa"/>
+            <w:tcW w:w="2998" w:type="dxa"/>
             <w:tcBorders>
               <w:top w:val="single" w:sz="2" w:space="0" w:color="CCCCCC"/>
               <w:left w:val="single" w:sz="2" w:space="0" w:color="CCCCCC"/>
@@ -12042,7 +12400,7 @@
         </w:tc>
         <w:tc>
           <w:tcPr>
-            <w:tcW w:w="6746" w:type="dxa"/>
+            <w:tcW w:w="6747" w:type="dxa"/>
             <w:tcBorders>
               <w:top w:val="single" w:sz="2" w:space="0" w:color="CCCCCC"/>
               <w:left w:val="single" w:sz="2" w:space="0" w:color="CCCCCC"/>
@@ -12072,7 +12430,7 @@
         <w:trPr/>
         <w:tc>
           <w:tcPr>
-            <w:tcW w:w="2999" w:type="dxa"/>
+            <w:tcW w:w="2998" w:type="dxa"/>
             <w:tcBorders>
               <w:top w:val="single" w:sz="2" w:space="0" w:color="CCCCCC"/>
               <w:left w:val="single" w:sz="2" w:space="0" w:color="CCCCCC"/>
@@ -12101,7 +12459,7 @@
         </w:tc>
         <w:tc>
           <w:tcPr>
-            <w:tcW w:w="6746" w:type="dxa"/>
+            <w:tcW w:w="6747" w:type="dxa"/>
             <w:tcBorders>
               <w:top w:val="single" w:sz="2" w:space="0" w:color="CCCCCC"/>
               <w:left w:val="single" w:sz="2" w:space="0" w:color="CCCCCC"/>
@@ -12131,7 +12489,7 @@
         <w:trPr/>
         <w:tc>
           <w:tcPr>
-            <w:tcW w:w="2999" w:type="dxa"/>
+            <w:tcW w:w="2998" w:type="dxa"/>
             <w:tcBorders>
               <w:top w:val="single" w:sz="2" w:space="0" w:color="CCCCCC"/>
               <w:left w:val="single" w:sz="2" w:space="0" w:color="CCCCCC"/>
@@ -12160,7 +12518,7 @@
         </w:tc>
         <w:tc>
           <w:tcPr>
-            <w:tcW w:w="6746" w:type="dxa"/>
+            <w:tcW w:w="6747" w:type="dxa"/>
             <w:tcBorders>
               <w:top w:val="single" w:sz="2" w:space="0" w:color="CCCCCC"/>
               <w:left w:val="single" w:sz="2" w:space="0" w:color="CCCCCC"/>
@@ -12182,6 +12540,55 @@
                 <w:szCs w:val="22"/>
               </w:rPr>
               <w:t>Hardware token support (YubiKey, TPM). Android companion app. Encrypted cloud backup of key vault. Post-quantum algorithm preview (ML-KEM, ML-DSA via OQS-OpenSSL).</w:t>
+            </w:r>
+          </w:p>
+        </w:tc>
+      </w:tr>
+      <w:tr>
+        <w:trPr/>
+        <w:tc>
+          <w:tcPr>
+            <w:tcW w:w="2998" w:type="dxa"/>
+            <w:tcBorders>
+              <w:top w:val="single" w:sz="2" w:space="0" w:color="CCCCCC"/>
+              <w:left w:val="single" w:sz="2" w:space="0" w:color="CCCCCC"/>
+              <w:bottom w:val="single" w:sz="2" w:space="0" w:color="CCCCCC"/>
+              <w:right w:val="single" w:sz="2" w:space="0" w:color="CCCCCC"/>
+            </w:tcBorders>
+            <w:shd w:fill="EEF4FB" w:val="clear"/>
+          </w:tcPr>
+          <w:p>
+            <w:pPr>
+              <w:pStyle w:val="Normal"/>
+              <w:rPr/>
+            </w:pPr>
+            <w:r>
+              <w:rPr>
+                <w:b/>
+              </w:rPr>
+              <w:t>v3.x</w:t>
+            </w:r>
+          </w:p>
+        </w:tc>
+        <w:tc>
+          <w:tcPr>
+            <w:tcW w:w="6747" w:type="dxa"/>
+            <w:tcBorders>
+              <w:top w:val="single" w:sz="2" w:space="0" w:color="CCCCCC"/>
+              <w:left w:val="single" w:sz="2" w:space="0" w:color="CCCCCC"/>
+              <w:bottom w:val="single" w:sz="2" w:space="0" w:color="CCCCCC"/>
+              <w:right w:val="single" w:sz="2" w:space="0" w:color="CCCCCC"/>
+            </w:tcBorders>
+            <w:shd w:fill="FFFFFF" w:val="clear"/>
+          </w:tcPr>
+          <w:p>
+            <w:pPr>
+              <w:pStyle w:val="Normal"/>
+              <w:rPr/>
+            </w:pPr>
+            <w:r>
+              <w:rPr/>
+              <w:t>Steganography module (Module 11): LSB image/audio embedding, Stego-Crypto mode (AES-256-GCM + hide), steghide integration, steganalysis detection panel (Expert Mode). Mobile companion app (Flutter, Android/iOS). Post-quantum cryptography via OQS-OpenSSL.</w:t>
             </w:r>
           </w:p>
         </w:tc>
@@ -12236,6 +12643,16 @@
       <w:r>
         <w:rPr/>
         <w:t>Post-quantum cryptography: OQS-OpenSSL integration will not be included in the v1.x branch. sslOpenCrypt will adopt PQC algorithms (ML-KEM, ML-DSA) when mainline OpenSSL ships production-grade PQC support (expected 2026+). The OQS-OpenSSL community build remains available for experimental use in the interim.</w:t>
+      </w:r>
+    </w:p>
+    <w:p>
+      <w:pPr>
+        <w:pStyle w:val="Normal"/>
+        <w:rPr/>
+      </w:pPr>
+      <w:r>
+        <w:rPr/>
+        <w:t>Steganography: The steganography module (Module 11) is confirmed for v3.0. It will ship as a built-in LSB engine (no external dependency) with optional steghide integration for extended carrier support. The Stego-Crypto mode (encrypt then hide) is the primary use case; standalone LSB without encryption is provided for educational purposes only. A steganalysis / detection sub-panel is included in Expert Mode to support security-awareness training.</w:t>
       </w:r>
     </w:p>
     <w:p>
@@ -12951,8 +13368,8 @@
       </w:tblPr>
       <w:tblGrid>
         <w:gridCol w:w="4833"/>
-        <w:gridCol w:w="79"/>
-        <w:gridCol w:w="4834"/>
+        <w:gridCol w:w="78"/>
+        <w:gridCol w:w="4835"/>
       </w:tblGrid>
       <w:tr>
         <w:trPr/>
@@ -13014,7 +13431,7 @@
         </w:tc>
         <w:tc>
           <w:tcPr>
-            <w:tcW w:w="79" w:type="dxa"/>
+            <w:tcW w:w="78" w:type="dxa"/>
             <w:tcBorders/>
             <w:shd w:fill="FFFFFF" w:val="clear"/>
             <w:tcMar>
@@ -13037,7 +13454,7 @@
         </w:tc>
         <w:tc>
           <w:tcPr>
-            <w:tcW w:w="4834" w:type="dxa"/>
+            <w:tcW w:w="4835" w:type="dxa"/>
             <w:tcBorders>
               <w:top w:val="single" w:sz="2" w:space="0" w:color="DDEEFF"/>
               <w:left w:val="single" w:sz="2" w:space="0" w:color="DDEEFF"/>
@@ -13119,7 +13536,7 @@
         </w:tc>
         <w:tc>
           <w:tcPr>
-            <w:tcW w:w="79" w:type="dxa"/>
+            <w:tcW w:w="78" w:type="dxa"/>
             <w:tcBorders/>
             <w:shd w:fill="FFFFFF" w:val="clear"/>
             <w:tcMar>
@@ -13142,7 +13559,7 @@
         </w:tc>
         <w:tc>
           <w:tcPr>
-            <w:tcW w:w="4834" w:type="dxa"/>
+            <w:tcW w:w="4835" w:type="dxa"/>
             <w:tcBorders/>
             <w:shd w:fill="FFFFFF" w:val="clear"/>
             <w:tcMar>
@@ -13224,7 +13641,7 @@
         </w:tc>
         <w:tc>
           <w:tcPr>
-            <w:tcW w:w="79" w:type="dxa"/>
+            <w:tcW w:w="78" w:type="dxa"/>
             <w:tcBorders/>
             <w:shd w:fill="FFFFFF" w:val="clear"/>
             <w:tcMar>
@@ -13247,7 +13664,7 @@
         </w:tc>
         <w:tc>
           <w:tcPr>
-            <w:tcW w:w="4834" w:type="dxa"/>
+            <w:tcW w:w="4835" w:type="dxa"/>
             <w:tcBorders>
               <w:top w:val="single" w:sz="2" w:space="0" w:color="DDEEFF"/>
               <w:left w:val="single" w:sz="2" w:space="0" w:color="DDEEFF"/>
@@ -13329,7 +13746,7 @@
         </w:tc>
         <w:tc>
           <w:tcPr>
-            <w:tcW w:w="79" w:type="dxa"/>
+            <w:tcW w:w="78" w:type="dxa"/>
             <w:tcBorders/>
             <w:shd w:fill="FFFFFF" w:val="clear"/>
             <w:tcMar>
@@ -13352,7 +13769,7 @@
         </w:tc>
         <w:tc>
           <w:tcPr>
-            <w:tcW w:w="4834" w:type="dxa"/>
+            <w:tcW w:w="4835" w:type="dxa"/>
             <w:tcBorders/>
             <w:shd w:fill="FFFFFF" w:val="clear"/>
             <w:tcMar>
@@ -13434,7 +13851,7 @@
         </w:tc>
         <w:tc>
           <w:tcPr>
-            <w:tcW w:w="79" w:type="dxa"/>
+            <w:tcW w:w="78" w:type="dxa"/>
             <w:tcBorders/>
             <w:shd w:fill="FFFFFF" w:val="clear"/>
             <w:tcMar>
@@ -13457,7 +13874,7 @@
         </w:tc>
         <w:tc>
           <w:tcPr>
-            <w:tcW w:w="4834" w:type="dxa"/>
+            <w:tcW w:w="4835" w:type="dxa"/>
             <w:tcBorders>
               <w:top w:val="single" w:sz="2" w:space="0" w:color="DDEEFF"/>
               <w:left w:val="single" w:sz="2" w:space="0" w:color="DDEEFF"/>
@@ -13585,14 +14002,14 @@
         </w:tblCellMar>
       </w:tblPr>
       <w:tblGrid>
-        <w:gridCol w:w="2999"/>
-        <w:gridCol w:w="6746"/>
+        <w:gridCol w:w="2998"/>
+        <w:gridCol w:w="6747"/>
       </w:tblGrid>
       <w:tr>
         <w:trPr/>
         <w:tc>
           <w:tcPr>
-            <w:tcW w:w="2999" w:type="dxa"/>
+            <w:tcW w:w="2998" w:type="dxa"/>
             <w:tcBorders>
               <w:top w:val="single" w:sz="2" w:space="0" w:color="CCCCCC"/>
               <w:left w:val="single" w:sz="2" w:space="0" w:color="CCCCCC"/>
@@ -13621,7 +14038,7 @@
         </w:tc>
         <w:tc>
           <w:tcPr>
-            <w:tcW w:w="6746" w:type="dxa"/>
+            <w:tcW w:w="6747" w:type="dxa"/>
             <w:tcBorders>
               <w:top w:val="single" w:sz="2" w:space="0" w:color="CCCCCC"/>
               <w:left w:val="single" w:sz="2" w:space="0" w:color="CCCCCC"/>
@@ -13651,7 +14068,7 @@
         <w:trPr/>
         <w:tc>
           <w:tcPr>
-            <w:tcW w:w="2999" w:type="dxa"/>
+            <w:tcW w:w="2998" w:type="dxa"/>
             <w:tcBorders>
               <w:top w:val="single" w:sz="2" w:space="0" w:color="CCCCCC"/>
               <w:left w:val="single" w:sz="2" w:space="0" w:color="CCCCCC"/>
@@ -13680,7 +14097,7 @@
         </w:tc>
         <w:tc>
           <w:tcPr>
-            <w:tcW w:w="6746" w:type="dxa"/>
+            <w:tcW w:w="6747" w:type="dxa"/>
             <w:tcBorders>
               <w:top w:val="single" w:sz="2" w:space="0" w:color="CCCCCC"/>
               <w:left w:val="single" w:sz="2" w:space="0" w:color="CCCCCC"/>
@@ -13710,7 +14127,7 @@
         <w:trPr/>
         <w:tc>
           <w:tcPr>
-            <w:tcW w:w="2999" w:type="dxa"/>
+            <w:tcW w:w="2998" w:type="dxa"/>
             <w:tcBorders>
               <w:top w:val="single" w:sz="2" w:space="0" w:color="CCCCCC"/>
               <w:left w:val="single" w:sz="2" w:space="0" w:color="CCCCCC"/>
@@ -13739,7 +14156,7 @@
         </w:tc>
         <w:tc>
           <w:tcPr>
-            <w:tcW w:w="6746" w:type="dxa"/>
+            <w:tcW w:w="6747" w:type="dxa"/>
             <w:tcBorders>
               <w:top w:val="single" w:sz="2" w:space="0" w:color="CCCCCC"/>
               <w:left w:val="single" w:sz="2" w:space="0" w:color="CCCCCC"/>
@@ -13769,7 +14186,7 @@
         <w:trPr/>
         <w:tc>
           <w:tcPr>
-            <w:tcW w:w="2999" w:type="dxa"/>
+            <w:tcW w:w="2998" w:type="dxa"/>
             <w:tcBorders>
               <w:top w:val="single" w:sz="2" w:space="0" w:color="CCCCCC"/>
               <w:left w:val="single" w:sz="2" w:space="0" w:color="CCCCCC"/>
@@ -13798,7 +14215,7 @@
         </w:tc>
         <w:tc>
           <w:tcPr>
-            <w:tcW w:w="6746" w:type="dxa"/>
+            <w:tcW w:w="6747" w:type="dxa"/>
             <w:tcBorders>
               <w:top w:val="single" w:sz="2" w:space="0" w:color="CCCCCC"/>
               <w:left w:val="single" w:sz="2" w:space="0" w:color="CCCCCC"/>
@@ -13828,7 +14245,7 @@
         <w:trPr/>
         <w:tc>
           <w:tcPr>
-            <w:tcW w:w="2999" w:type="dxa"/>
+            <w:tcW w:w="2998" w:type="dxa"/>
             <w:tcBorders>
               <w:top w:val="single" w:sz="2" w:space="0" w:color="CCCCCC"/>
               <w:left w:val="single" w:sz="2" w:space="0" w:color="CCCCCC"/>
@@ -13857,7 +14274,7 @@
         </w:tc>
         <w:tc>
           <w:tcPr>
-            <w:tcW w:w="6746" w:type="dxa"/>
+            <w:tcW w:w="6747" w:type="dxa"/>
             <w:tcBorders>
               <w:top w:val="single" w:sz="2" w:space="0" w:color="CCCCCC"/>
               <w:left w:val="single" w:sz="2" w:space="0" w:color="CCCCCC"/>
@@ -13887,7 +14304,7 @@
         <w:trPr/>
         <w:tc>
           <w:tcPr>
-            <w:tcW w:w="2999" w:type="dxa"/>
+            <w:tcW w:w="2998" w:type="dxa"/>
             <w:tcBorders>
               <w:top w:val="single" w:sz="2" w:space="0" w:color="CCCCCC"/>
               <w:left w:val="single" w:sz="2" w:space="0" w:color="CCCCCC"/>
@@ -13916,7 +14333,7 @@
         </w:tc>
         <w:tc>
           <w:tcPr>
-            <w:tcW w:w="6746" w:type="dxa"/>
+            <w:tcW w:w="6747" w:type="dxa"/>
             <w:tcBorders>
               <w:top w:val="single" w:sz="2" w:space="0" w:color="CCCCCC"/>
               <w:left w:val="single" w:sz="2" w:space="0" w:color="CCCCCC"/>
@@ -13946,7 +14363,7 @@
         <w:trPr/>
         <w:tc>
           <w:tcPr>
-            <w:tcW w:w="2999" w:type="dxa"/>
+            <w:tcW w:w="2998" w:type="dxa"/>
             <w:tcBorders>
               <w:top w:val="single" w:sz="2" w:space="0" w:color="CCCCCC"/>
               <w:left w:val="single" w:sz="2" w:space="0" w:color="CCCCCC"/>
@@ -13975,7 +14392,7 @@
         </w:tc>
         <w:tc>
           <w:tcPr>
-            <w:tcW w:w="6746" w:type="dxa"/>
+            <w:tcW w:w="6747" w:type="dxa"/>
             <w:tcBorders>
               <w:top w:val="single" w:sz="2" w:space="0" w:color="CCCCCC"/>
               <w:left w:val="single" w:sz="2" w:space="0" w:color="CCCCCC"/>
@@ -14005,7 +14422,7 @@
         <w:trPr/>
         <w:tc>
           <w:tcPr>
-            <w:tcW w:w="2999" w:type="dxa"/>
+            <w:tcW w:w="2998" w:type="dxa"/>
             <w:tcBorders>
               <w:top w:val="single" w:sz="2" w:space="0" w:color="CCCCCC"/>
               <w:left w:val="single" w:sz="2" w:space="0" w:color="CCCCCC"/>
@@ -14034,7 +14451,7 @@
         </w:tc>
         <w:tc>
           <w:tcPr>
-            <w:tcW w:w="6746" w:type="dxa"/>
+            <w:tcW w:w="6747" w:type="dxa"/>
             <w:tcBorders>
               <w:top w:val="single" w:sz="2" w:space="0" w:color="CCCCCC"/>
               <w:left w:val="single" w:sz="2" w:space="0" w:color="CCCCCC"/>
@@ -14064,7 +14481,7 @@
         <w:trPr/>
         <w:tc>
           <w:tcPr>
-            <w:tcW w:w="2999" w:type="dxa"/>
+            <w:tcW w:w="2998" w:type="dxa"/>
             <w:tcBorders>
               <w:top w:val="single" w:sz="2" w:space="0" w:color="CCCCCC"/>
               <w:left w:val="single" w:sz="2" w:space="0" w:color="CCCCCC"/>
@@ -14093,7 +14510,7 @@
         </w:tc>
         <w:tc>
           <w:tcPr>
-            <w:tcW w:w="6746" w:type="dxa"/>
+            <w:tcW w:w="6747" w:type="dxa"/>
             <w:tcBorders>
               <w:top w:val="single" w:sz="2" w:space="0" w:color="CCCCCC"/>
               <w:left w:val="single" w:sz="2" w:space="0" w:color="CCCCCC"/>
@@ -14123,7 +14540,7 @@
         <w:trPr/>
         <w:tc>
           <w:tcPr>
-            <w:tcW w:w="2999" w:type="dxa"/>
+            <w:tcW w:w="2998" w:type="dxa"/>
             <w:tcBorders>
               <w:top w:val="single" w:sz="2" w:space="0" w:color="CCCCCC"/>
               <w:left w:val="single" w:sz="2" w:space="0" w:color="CCCCCC"/>
@@ -14152,7 +14569,7 @@
         </w:tc>
         <w:tc>
           <w:tcPr>
-            <w:tcW w:w="6746" w:type="dxa"/>
+            <w:tcW w:w="6747" w:type="dxa"/>
             <w:tcBorders>
               <w:top w:val="single" w:sz="2" w:space="0" w:color="CCCCCC"/>
               <w:left w:val="single" w:sz="2" w:space="0" w:color="CCCCCC"/>
@@ -14182,7 +14599,7 @@
         <w:trPr/>
         <w:tc>
           <w:tcPr>
-            <w:tcW w:w="2999" w:type="dxa"/>
+            <w:tcW w:w="2998" w:type="dxa"/>
             <w:tcBorders>
               <w:top w:val="single" w:sz="2" w:space="0" w:color="CCCCCC"/>
               <w:left w:val="single" w:sz="2" w:space="0" w:color="CCCCCC"/>
@@ -14211,7 +14628,7 @@
         </w:tc>
         <w:tc>
           <w:tcPr>
-            <w:tcW w:w="6746" w:type="dxa"/>
+            <w:tcW w:w="6747" w:type="dxa"/>
             <w:tcBorders>
               <w:top w:val="single" w:sz="2" w:space="0" w:color="CCCCCC"/>
               <w:left w:val="single" w:sz="2" w:space="0" w:color="CCCCCC"/>
@@ -14241,7 +14658,7 @@
         <w:trPr/>
         <w:tc>
           <w:tcPr>
-            <w:tcW w:w="2999" w:type="dxa"/>
+            <w:tcW w:w="2998" w:type="dxa"/>
             <w:tcBorders>
               <w:top w:val="single" w:sz="2" w:space="0" w:color="CCCCCC"/>
               <w:left w:val="single" w:sz="2" w:space="0" w:color="CCCCCC"/>
@@ -14270,7 +14687,7 @@
         </w:tc>
         <w:tc>
           <w:tcPr>
-            <w:tcW w:w="6746" w:type="dxa"/>
+            <w:tcW w:w="6747" w:type="dxa"/>
             <w:tcBorders>
               <w:top w:val="single" w:sz="2" w:space="0" w:color="CCCCCC"/>
               <w:left w:val="single" w:sz="2" w:space="0" w:color="CCCCCC"/>
@@ -14300,7 +14717,7 @@
         <w:trPr/>
         <w:tc>
           <w:tcPr>
-            <w:tcW w:w="2999" w:type="dxa"/>
+            <w:tcW w:w="2998" w:type="dxa"/>
             <w:tcBorders>
               <w:top w:val="single" w:sz="2" w:space="0" w:color="CCCCCC"/>
               <w:left w:val="single" w:sz="2" w:space="0" w:color="CCCCCC"/>
@@ -14329,7 +14746,7 @@
         </w:tc>
         <w:tc>
           <w:tcPr>
-            <w:tcW w:w="6746" w:type="dxa"/>
+            <w:tcW w:w="6747" w:type="dxa"/>
             <w:tcBorders>
               <w:top w:val="single" w:sz="2" w:space="0" w:color="CCCCCC"/>
               <w:left w:val="single" w:sz="2" w:space="0" w:color="CCCCCC"/>
@@ -14359,7 +14776,7 @@
         <w:trPr/>
         <w:tc>
           <w:tcPr>
-            <w:tcW w:w="2999" w:type="dxa"/>
+            <w:tcW w:w="2998" w:type="dxa"/>
             <w:tcBorders>
               <w:top w:val="single" w:sz="2" w:space="0" w:color="CCCCCC"/>
               <w:left w:val="single" w:sz="2" w:space="0" w:color="CCCCCC"/>
@@ -14388,7 +14805,7 @@
         </w:tc>
         <w:tc>
           <w:tcPr>
-            <w:tcW w:w="6746" w:type="dxa"/>
+            <w:tcW w:w="6747" w:type="dxa"/>
             <w:tcBorders>
               <w:top w:val="single" w:sz="2" w:space="0" w:color="CCCCCC"/>
               <w:left w:val="single" w:sz="2" w:space="0" w:color="CCCCCC"/>
@@ -14699,6 +15116,7 @@
         </w:tabs>
         <w:ind w:left="1440" w:hanging="360"/>
       </w:pPr>
+      <w:rPr/>
     </w:lvl>
     <w:lvl w:ilvl="3">
       <w:start w:val="1"/>
@@ -14711,6 +15129,7 @@
         </w:tabs>
         <w:ind w:left="1800" w:hanging="360"/>
       </w:pPr>
+      <w:rPr/>
     </w:lvl>
     <w:lvl w:ilvl="4">
       <w:start w:val="1"/>
@@ -14723,6 +15142,7 @@
         </w:tabs>
         <w:ind w:left="2160" w:hanging="360"/>
       </w:pPr>
+      <w:rPr/>
     </w:lvl>
     <w:lvl w:ilvl="5">
       <w:start w:val="1"/>
@@ -14735,6 +15155,7 @@
         </w:tabs>
         <w:ind w:left="2520" w:hanging="360"/>
       </w:pPr>
+      <w:rPr/>
     </w:lvl>
     <w:lvl w:ilvl="6">
       <w:start w:val="1"/>
@@ -14747,6 +15168,7 @@
         </w:tabs>
         <w:ind w:left="2880" w:hanging="360"/>
       </w:pPr>
+      <w:rPr/>
     </w:lvl>
     <w:lvl w:ilvl="7">
       <w:start w:val="1"/>
@@ -14759,6 +15181,7 @@
         </w:tabs>
         <w:ind w:left="3240" w:hanging="360"/>
       </w:pPr>
+      <w:rPr/>
     </w:lvl>
     <w:lvl w:ilvl="8">
       <w:start w:val="1"/>
@@ -14771,6 +15194,7 @@
         </w:tabs>
         <w:ind w:left="3600" w:hanging="360"/>
       </w:pPr>
+      <w:rPr/>
     </w:lvl>
   </w:abstractNum>
   <w:abstractNum w:abstractNumId="2">
@@ -14798,6 +15222,7 @@
         </w:tabs>
         <w:ind w:left="1080" w:hanging="360"/>
       </w:pPr>
+      <w:rPr/>
     </w:lvl>
     <w:lvl w:ilvl="2">
       <w:start w:val="1"/>
@@ -14810,6 +15235,7 @@
         </w:tabs>
         <w:ind w:left="1440" w:hanging="360"/>
       </w:pPr>
+      <w:rPr/>
     </w:lvl>
     <w:lvl w:ilvl="3">
       <w:start w:val="1"/>
@@ -14822,6 +15248,7 @@
         </w:tabs>
         <w:ind w:left="1800" w:hanging="360"/>
       </w:pPr>
+      <w:rPr/>
     </w:lvl>
     <w:lvl w:ilvl="4">
       <w:start w:val="1"/>
@@ -14834,6 +15261,7 @@
         </w:tabs>
         <w:ind w:left="2160" w:hanging="360"/>
       </w:pPr>
+      <w:rPr/>
     </w:lvl>
     <w:lvl w:ilvl="5">
       <w:start w:val="1"/>
@@ -14846,6 +15274,7 @@
         </w:tabs>
         <w:ind w:left="2520" w:hanging="360"/>
       </w:pPr>
+      <w:rPr/>
     </w:lvl>
     <w:lvl w:ilvl="6">
       <w:start w:val="1"/>
@@ -14858,6 +15287,7 @@
         </w:tabs>
         <w:ind w:left="2880" w:hanging="360"/>
       </w:pPr>
+      <w:rPr/>
     </w:lvl>
     <w:lvl w:ilvl="7">
       <w:start w:val="1"/>
@@ -14870,6 +15300,7 @@
         </w:tabs>
         <w:ind w:left="3240" w:hanging="360"/>
       </w:pPr>
+      <w:rPr/>
     </w:lvl>
     <w:lvl w:ilvl="8">
       <w:start w:val="1"/>
@@ -14882,9 +15313,252 @@
         </w:tabs>
         <w:ind w:left="3600" w:hanging="360"/>
       </w:pPr>
+      <w:rPr/>
     </w:lvl>
   </w:abstractNum>
   <w:abstractNum w:abstractNumId="3">
+    <w:lvl w:ilvl="0">
+      <w:start w:val="1"/>
+      <w:numFmt w:val="bullet"/>
+      <w:lvlText w:val=""/>
+      <w:lvlJc w:val="left"/>
+      <w:pPr>
+        <w:tabs>
+          <w:tab w:val="num" w:pos="0"/>
+        </w:tabs>
+        <w:ind w:left="560" w:hanging="280"/>
+      </w:pPr>
+      <w:rPr>
+        <w:rFonts w:ascii="Symbol" w:hAnsi="Symbol" w:cs="Symbol" w:hint="default"/>
+      </w:rPr>
+    </w:lvl>
+    <w:lvl w:ilvl="1">
+      <w:start w:val="1"/>
+      <w:numFmt w:val="bullet"/>
+      <w:lvlText w:val="◦"/>
+      <w:lvlJc w:val="left"/>
+      <w:pPr>
+        <w:tabs>
+          <w:tab w:val="num" w:pos="0"/>
+        </w:tabs>
+        <w:ind w:left="1000" w:hanging="280"/>
+      </w:pPr>
+      <w:rPr>
+        <w:rFonts w:ascii="OpenSymbol" w:hAnsi="OpenSymbol" w:cs="OpenSymbol" w:hint="default"/>
+      </w:rPr>
+    </w:lvl>
+    <w:lvl w:ilvl="2">
+      <w:start w:val="1"/>
+      <w:numFmt w:val="decimal"/>
+      <w:lvlText w:val="%3."/>
+      <w:lvlJc w:val="left"/>
+      <w:pPr>
+        <w:tabs>
+          <w:tab w:val="num" w:pos="1440"/>
+        </w:tabs>
+        <w:ind w:left="1440" w:hanging="360"/>
+      </w:pPr>
+      <w:rPr/>
+    </w:lvl>
+    <w:lvl w:ilvl="3">
+      <w:start w:val="1"/>
+      <w:numFmt w:val="decimal"/>
+      <w:lvlText w:val="%4."/>
+      <w:lvlJc w:val="left"/>
+      <w:pPr>
+        <w:tabs>
+          <w:tab w:val="num" w:pos="1800"/>
+        </w:tabs>
+        <w:ind w:left="1800" w:hanging="360"/>
+      </w:pPr>
+      <w:rPr/>
+    </w:lvl>
+    <w:lvl w:ilvl="4">
+      <w:start w:val="1"/>
+      <w:numFmt w:val="decimal"/>
+      <w:lvlText w:val="%5."/>
+      <w:lvlJc w:val="left"/>
+      <w:pPr>
+        <w:tabs>
+          <w:tab w:val="num" w:pos="2160"/>
+        </w:tabs>
+        <w:ind w:left="2160" w:hanging="360"/>
+      </w:pPr>
+      <w:rPr/>
+    </w:lvl>
+    <w:lvl w:ilvl="5">
+      <w:start w:val="1"/>
+      <w:numFmt w:val="decimal"/>
+      <w:lvlText w:val="%6."/>
+      <w:lvlJc w:val="left"/>
+      <w:pPr>
+        <w:tabs>
+          <w:tab w:val="num" w:pos="2520"/>
+        </w:tabs>
+        <w:ind w:left="2520" w:hanging="360"/>
+      </w:pPr>
+      <w:rPr/>
+    </w:lvl>
+    <w:lvl w:ilvl="6">
+      <w:start w:val="1"/>
+      <w:numFmt w:val="decimal"/>
+      <w:lvlText w:val="%7."/>
+      <w:lvlJc w:val="left"/>
+      <w:pPr>
+        <w:tabs>
+          <w:tab w:val="num" w:pos="2880"/>
+        </w:tabs>
+        <w:ind w:left="2880" w:hanging="360"/>
+      </w:pPr>
+      <w:rPr/>
+    </w:lvl>
+    <w:lvl w:ilvl="7">
+      <w:start w:val="1"/>
+      <w:numFmt w:val="decimal"/>
+      <w:lvlText w:val="%8."/>
+      <w:lvlJc w:val="left"/>
+      <w:pPr>
+        <w:tabs>
+          <w:tab w:val="num" w:pos="3240"/>
+        </w:tabs>
+        <w:ind w:left="3240" w:hanging="360"/>
+      </w:pPr>
+      <w:rPr/>
+    </w:lvl>
+    <w:lvl w:ilvl="8">
+      <w:start w:val="1"/>
+      <w:numFmt w:val="decimal"/>
+      <w:lvlText w:val="%9."/>
+      <w:lvlJc w:val="left"/>
+      <w:pPr>
+        <w:tabs>
+          <w:tab w:val="num" w:pos="3600"/>
+        </w:tabs>
+        <w:ind w:left="3600" w:hanging="360"/>
+      </w:pPr>
+      <w:rPr/>
+    </w:lvl>
+  </w:abstractNum>
+  <w:abstractNum w:abstractNumId="4">
+    <w:lvl w:ilvl="0">
+      <w:start w:val="1"/>
+      <w:numFmt w:val="decimal"/>
+      <w:lvlText w:val="%1."/>
+      <w:lvlJc w:val="left"/>
+      <w:pPr>
+        <w:tabs>
+          <w:tab w:val="num" w:pos="0"/>
+        </w:tabs>
+        <w:ind w:left="560" w:hanging="280"/>
+      </w:pPr>
+      <w:rPr/>
+    </w:lvl>
+    <w:lvl w:ilvl="1">
+      <w:start w:val="1"/>
+      <w:numFmt w:val="decimal"/>
+      <w:lvlText w:val="%2."/>
+      <w:lvlJc w:val="left"/>
+      <w:pPr>
+        <w:tabs>
+          <w:tab w:val="num" w:pos="1080"/>
+        </w:tabs>
+        <w:ind w:left="1080" w:hanging="360"/>
+      </w:pPr>
+      <w:rPr/>
+    </w:lvl>
+    <w:lvl w:ilvl="2">
+      <w:start w:val="1"/>
+      <w:numFmt w:val="decimal"/>
+      <w:lvlText w:val="%3."/>
+      <w:lvlJc w:val="left"/>
+      <w:pPr>
+        <w:tabs>
+          <w:tab w:val="num" w:pos="1440"/>
+        </w:tabs>
+        <w:ind w:left="1440" w:hanging="360"/>
+      </w:pPr>
+      <w:rPr/>
+    </w:lvl>
+    <w:lvl w:ilvl="3">
+      <w:start w:val="1"/>
+      <w:numFmt w:val="decimal"/>
+      <w:lvlText w:val="%4."/>
+      <w:lvlJc w:val="left"/>
+      <w:pPr>
+        <w:tabs>
+          <w:tab w:val="num" w:pos="1800"/>
+        </w:tabs>
+        <w:ind w:left="1800" w:hanging="360"/>
+      </w:pPr>
+      <w:rPr/>
+    </w:lvl>
+    <w:lvl w:ilvl="4">
+      <w:start w:val="1"/>
+      <w:numFmt w:val="decimal"/>
+      <w:lvlText w:val="%5."/>
+      <w:lvlJc w:val="left"/>
+      <w:pPr>
+        <w:tabs>
+          <w:tab w:val="num" w:pos="2160"/>
+        </w:tabs>
+        <w:ind w:left="2160" w:hanging="360"/>
+      </w:pPr>
+      <w:rPr/>
+    </w:lvl>
+    <w:lvl w:ilvl="5">
+      <w:start w:val="1"/>
+      <w:numFmt w:val="decimal"/>
+      <w:lvlText w:val="%6."/>
+      <w:lvlJc w:val="left"/>
+      <w:pPr>
+        <w:tabs>
+          <w:tab w:val="num" w:pos="2520"/>
+        </w:tabs>
+        <w:ind w:left="2520" w:hanging="360"/>
+      </w:pPr>
+      <w:rPr/>
+    </w:lvl>
+    <w:lvl w:ilvl="6">
+      <w:start w:val="1"/>
+      <w:numFmt w:val="decimal"/>
+      <w:lvlText w:val="%7."/>
+      <w:lvlJc w:val="left"/>
+      <w:pPr>
+        <w:tabs>
+          <w:tab w:val="num" w:pos="2880"/>
+        </w:tabs>
+        <w:ind w:left="2880" w:hanging="360"/>
+      </w:pPr>
+      <w:rPr/>
+    </w:lvl>
+    <w:lvl w:ilvl="7">
+      <w:start w:val="1"/>
+      <w:numFmt w:val="decimal"/>
+      <w:lvlText w:val="%8."/>
+      <w:lvlJc w:val="left"/>
+      <w:pPr>
+        <w:tabs>
+          <w:tab w:val="num" w:pos="3240"/>
+        </w:tabs>
+        <w:ind w:left="3240" w:hanging="360"/>
+      </w:pPr>
+      <w:rPr/>
+    </w:lvl>
+    <w:lvl w:ilvl="8">
+      <w:start w:val="1"/>
+      <w:numFmt w:val="decimal"/>
+      <w:lvlText w:val="%9."/>
+      <w:lvlJc w:val="left"/>
+      <w:pPr>
+        <w:tabs>
+          <w:tab w:val="num" w:pos="3600"/>
+        </w:tabs>
+        <w:ind w:left="3600" w:hanging="360"/>
+      </w:pPr>
+      <w:rPr/>
+    </w:lvl>
+  </w:abstractNum>
+  <w:abstractNum w:abstractNumId="5">
     <w:lvl w:ilvl="0">
       <w:start w:val="1"/>
       <w:numFmt w:val="none"/>
@@ -15013,16 +15687,157 @@
     <w:abstractNumId w:val="3"/>
   </w:num>
   <w:num w:numId="4">
-    <w:abstractNumId w:val="1"/>
+    <w:abstractNumId w:val="4"/>
+  </w:num>
+  <w:num w:numId="5">
+    <w:abstractNumId w:val="5"/>
+  </w:num>
+  <w:num w:numId="6">
+    <w:abstractNumId w:val="3"/>
     <w:lvlOverride w:ilvl="0">
       <w:startOverride w:val="1"/>
     </w:lvlOverride>
   </w:num>
-  <w:num w:numId="5">
-    <w:abstractNumId w:val="2"/>
+  <w:num w:numId="7">
+    <w:abstractNumId w:val="3"/>
+  </w:num>
+  <w:num w:numId="8">
+    <w:abstractNumId w:val="3"/>
+  </w:num>
+  <w:num w:numId="9">
+    <w:abstractNumId w:val="3"/>
+  </w:num>
+  <w:num w:numId="10">
+    <w:abstractNumId w:val="3"/>
+  </w:num>
+  <w:num w:numId="11">
+    <w:abstractNumId w:val="3"/>
+  </w:num>
+  <w:num w:numId="12">
+    <w:abstractNumId w:val="3"/>
+  </w:num>
+  <w:num w:numId="13">
+    <w:abstractNumId w:val="3"/>
+  </w:num>
+  <w:num w:numId="14">
+    <w:abstractNumId w:val="3"/>
+  </w:num>
+  <w:num w:numId="15">
+    <w:abstractNumId w:val="3"/>
+  </w:num>
+  <w:num w:numId="16">
+    <w:abstractNumId w:val="3"/>
+  </w:num>
+  <w:num w:numId="17">
+    <w:abstractNumId w:val="3"/>
+  </w:num>
+  <w:num w:numId="18">
+    <w:abstractNumId w:val="3"/>
+  </w:num>
+  <w:num w:numId="19">
+    <w:abstractNumId w:val="3"/>
+  </w:num>
+  <w:num w:numId="20">
+    <w:abstractNumId w:val="3"/>
+  </w:num>
+  <w:num w:numId="21">
+    <w:abstractNumId w:val="3"/>
+  </w:num>
+  <w:num w:numId="22">
+    <w:abstractNumId w:val="3"/>
+  </w:num>
+  <w:num w:numId="23">
+    <w:abstractNumId w:val="3"/>
+  </w:num>
+  <w:num w:numId="24">
+    <w:abstractNumId w:val="3"/>
+  </w:num>
+  <w:num w:numId="25">
+    <w:abstractNumId w:val="3"/>
+  </w:num>
+  <w:num w:numId="26">
+    <w:abstractNumId w:val="3"/>
+  </w:num>
+  <w:num w:numId="27">
+    <w:abstractNumId w:val="3"/>
+  </w:num>
+  <w:num w:numId="28">
+    <w:abstractNumId w:val="3"/>
+  </w:num>
+  <w:num w:numId="29">
+    <w:abstractNumId w:val="3"/>
+  </w:num>
+  <w:num w:numId="30">
+    <w:abstractNumId w:val="3"/>
+  </w:num>
+  <w:num w:numId="31">
+    <w:abstractNumId w:val="3"/>
+  </w:num>
+  <w:num w:numId="32">
+    <w:abstractNumId w:val="3"/>
+  </w:num>
+  <w:num w:numId="33">
+    <w:abstractNumId w:val="3"/>
+  </w:num>
+  <w:num w:numId="34">
+    <w:abstractNumId w:val="4"/>
     <w:lvlOverride w:ilvl="0">
       <w:startOverride w:val="1"/>
     </w:lvlOverride>
+  </w:num>
+  <w:num w:numId="35">
+    <w:abstractNumId w:val="4"/>
+  </w:num>
+  <w:num w:numId="36">
+    <w:abstractNumId w:val="4"/>
+  </w:num>
+  <w:num w:numId="37">
+    <w:abstractNumId w:val="4"/>
+  </w:num>
+  <w:num w:numId="38">
+    <w:abstractNumId w:val="3"/>
+  </w:num>
+  <w:num w:numId="39">
+    <w:abstractNumId w:val="3"/>
+  </w:num>
+  <w:num w:numId="40">
+    <w:abstractNumId w:val="3"/>
+  </w:num>
+  <w:num w:numId="41">
+    <w:abstractNumId w:val="3"/>
+  </w:num>
+  <w:num w:numId="42">
+    <w:abstractNumId w:val="3"/>
+  </w:num>
+  <w:num w:numId="43">
+    <w:abstractNumId w:val="3"/>
+  </w:num>
+  <w:num w:numId="44">
+    <w:abstractNumId w:val="3"/>
+  </w:num>
+  <w:num w:numId="45">
+    <w:abstractNumId w:val="3"/>
+  </w:num>
+  <w:num w:numId="46">
+    <w:abstractNumId w:val="3"/>
+  </w:num>
+  <w:num w:numId="47">
+    <w:abstractNumId w:val="3"/>
+  </w:num>
+  <w:num w:numId="48">
+    <w:abstractNumId w:val="3"/>
+  </w:num>
+  <w:num w:numId="49">
+    <w:abstractNumId w:val="3"/>
+  </w:num>
+  <w:num w:numId="50">
+    <w:abstractNumId w:val="3"/>
+  </w:num>
+  <w:num w:numId="51">
+    <w:abstractNumId w:val="3"/>
+  </w:num>
+  <w:num w:numId="52">
+    <w:abstractNumId w:val="3"/>
   </w:num>
 </w:numbering>
 </file>
@@ -15049,6 +15864,7 @@
     <w:qFormat/>
     <w:pPr>
       <w:widowControl/>
+      <w:suppressAutoHyphens w:val="true"/>
       <w:bidi w:val="0"/>
       <w:spacing w:before="0" w:after="0"/>
       <w:jc w:val="left"/>
@@ -15280,6 +16096,7 @@
     <w:qFormat/>
     <w:pPr>
       <w:widowControl/>
+      <w:suppressAutoHyphens w:val="true"/>
       <w:bidi w:val="0"/>
       <w:spacing w:before="0" w:after="0"/>
       <w:jc w:val="left"/>
@@ -15300,6 +16117,7 @@
     <w:qFormat/>
     <w:pPr>
       <w:widowControl/>
+      <w:suppressAutoHyphens w:val="true"/>
       <w:bidi w:val="0"/>
       <w:spacing w:before="0" w:after="0"/>
       <w:jc w:val="left"/>
